--- a/extra/report/No03_バッチテストケース.docx
+++ b/extra/report/No03_バッチテストケース.docx
@@ -364,6 +364,20 @@
                 <w:sz w:val="20"/>
               </w:rPr>
             </w:pPr>
+            <w:r>
+              <w:rPr>
+                <w:rFonts w:ascii="游ゴシック" w:eastAsia="游ゴシック" w:hAnsi="游ゴシック" w:hint="eastAsia"/>
+                <w:sz w:val="20"/>
+              </w:rPr>
+              <w:t>8</w:t>
+            </w:r>
+            <w:r>
+              <w:rPr>
+                <w:rFonts w:ascii="游ゴシック" w:eastAsia="游ゴシック" w:hAnsi="游ゴシック"/>
+                <w:sz w:val="20"/>
+              </w:rPr>
+              <w:t>/27</w:t>
+            </w:r>
           </w:p>
         </w:tc>
         <w:tc>
@@ -380,6 +394,20 @@
                 <w:sz w:val="20"/>
               </w:rPr>
             </w:pPr>
+            <w:r>
+              <w:rPr>
+                <w:rFonts w:ascii="游ゴシック" w:eastAsia="游ゴシック" w:hAnsi="游ゴシック" w:hint="eastAsia"/>
+                <w:sz w:val="20"/>
+              </w:rPr>
+              <w:t>O</w:t>
+            </w:r>
+            <w:r>
+              <w:rPr>
+                <w:rFonts w:ascii="游ゴシック" w:eastAsia="游ゴシック" w:hAnsi="游ゴシック"/>
+                <w:sz w:val="20"/>
+              </w:rPr>
+              <w:t>K</w:t>
+            </w:r>
           </w:p>
         </w:tc>
         <w:tc>
@@ -491,6 +519,20 @@
                 <w:sz w:val="20"/>
               </w:rPr>
             </w:pPr>
+            <w:r>
+              <w:rPr>
+                <w:rFonts w:ascii="游ゴシック" w:eastAsia="游ゴシック" w:hAnsi="游ゴシック" w:hint="eastAsia"/>
+                <w:sz w:val="20"/>
+              </w:rPr>
+              <w:t>8</w:t>
+            </w:r>
+            <w:r>
+              <w:rPr>
+                <w:rFonts w:ascii="游ゴシック" w:eastAsia="游ゴシック" w:hAnsi="游ゴシック"/>
+                <w:sz w:val="20"/>
+              </w:rPr>
+              <w:t>/27</w:t>
+            </w:r>
           </w:p>
         </w:tc>
         <w:tc>
@@ -507,6 +549,20 @@
                 <w:sz w:val="20"/>
               </w:rPr>
             </w:pPr>
+            <w:r>
+              <w:rPr>
+                <w:rFonts w:ascii="游ゴシック" w:eastAsia="游ゴシック" w:hAnsi="游ゴシック" w:hint="eastAsia"/>
+                <w:sz w:val="20"/>
+              </w:rPr>
+              <w:t>O</w:t>
+            </w:r>
+            <w:r>
+              <w:rPr>
+                <w:rFonts w:ascii="游ゴシック" w:eastAsia="游ゴシック" w:hAnsi="游ゴシック"/>
+                <w:sz w:val="20"/>
+              </w:rPr>
+              <w:t>K</w:t>
+            </w:r>
           </w:p>
         </w:tc>
         <w:tc>
@@ -618,6 +674,20 @@
                 <w:sz w:val="20"/>
               </w:rPr>
             </w:pPr>
+            <w:r>
+              <w:rPr>
+                <w:rFonts w:ascii="游ゴシック" w:eastAsia="游ゴシック" w:hAnsi="游ゴシック" w:hint="eastAsia"/>
+                <w:sz w:val="20"/>
+              </w:rPr>
+              <w:t>8</w:t>
+            </w:r>
+            <w:r>
+              <w:rPr>
+                <w:rFonts w:ascii="游ゴシック" w:eastAsia="游ゴシック" w:hAnsi="游ゴシック"/>
+                <w:sz w:val="20"/>
+              </w:rPr>
+              <w:t>/27</w:t>
+            </w:r>
           </w:p>
         </w:tc>
         <w:tc>
@@ -634,6 +704,20 @@
                 <w:sz w:val="20"/>
               </w:rPr>
             </w:pPr>
+            <w:r>
+              <w:rPr>
+                <w:rFonts w:ascii="游ゴシック" w:eastAsia="游ゴシック" w:hAnsi="游ゴシック" w:hint="eastAsia"/>
+                <w:sz w:val="20"/>
+              </w:rPr>
+              <w:t>O</w:t>
+            </w:r>
+            <w:r>
+              <w:rPr>
+                <w:rFonts w:ascii="游ゴシック" w:eastAsia="游ゴシック" w:hAnsi="游ゴシック"/>
+                <w:sz w:val="20"/>
+              </w:rPr>
+              <w:t>K</w:t>
+            </w:r>
           </w:p>
         </w:tc>
         <w:tc>
@@ -759,6 +843,20 @@
                 <w:sz w:val="20"/>
               </w:rPr>
             </w:pPr>
+            <w:r>
+              <w:rPr>
+                <w:rFonts w:ascii="游ゴシック" w:eastAsia="游ゴシック" w:hAnsi="游ゴシック" w:hint="eastAsia"/>
+                <w:sz w:val="20"/>
+              </w:rPr>
+              <w:t>8</w:t>
+            </w:r>
+            <w:r>
+              <w:rPr>
+                <w:rFonts w:ascii="游ゴシック" w:eastAsia="游ゴシック" w:hAnsi="游ゴシック"/>
+                <w:sz w:val="20"/>
+              </w:rPr>
+              <w:t>/27</w:t>
+            </w:r>
           </w:p>
         </w:tc>
         <w:tc>
@@ -775,6 +873,20 @@
                 <w:sz w:val="20"/>
               </w:rPr>
             </w:pPr>
+            <w:r>
+              <w:rPr>
+                <w:rFonts w:ascii="游ゴシック" w:eastAsia="游ゴシック" w:hAnsi="游ゴシック" w:hint="eastAsia"/>
+                <w:sz w:val="20"/>
+              </w:rPr>
+              <w:t>O</w:t>
+            </w:r>
+            <w:r>
+              <w:rPr>
+                <w:rFonts w:ascii="游ゴシック" w:eastAsia="游ゴシック" w:hAnsi="游ゴシック"/>
+                <w:sz w:val="20"/>
+              </w:rPr>
+              <w:t>K</w:t>
+            </w:r>
           </w:p>
         </w:tc>
         <w:tc>
@@ -886,6 +998,20 @@
                 <w:sz w:val="20"/>
               </w:rPr>
             </w:pPr>
+            <w:r>
+              <w:rPr>
+                <w:rFonts w:ascii="游ゴシック" w:eastAsia="游ゴシック" w:hAnsi="游ゴシック" w:hint="eastAsia"/>
+                <w:sz w:val="20"/>
+              </w:rPr>
+              <w:t>8</w:t>
+            </w:r>
+            <w:r>
+              <w:rPr>
+                <w:rFonts w:ascii="游ゴシック" w:eastAsia="游ゴシック" w:hAnsi="游ゴシック"/>
+                <w:sz w:val="20"/>
+              </w:rPr>
+              <w:t>/27</w:t>
+            </w:r>
           </w:p>
         </w:tc>
         <w:tc>
@@ -902,6 +1028,20 @@
                 <w:sz w:val="20"/>
               </w:rPr>
             </w:pPr>
+            <w:r>
+              <w:rPr>
+                <w:rFonts w:ascii="游ゴシック" w:eastAsia="游ゴシック" w:hAnsi="游ゴシック" w:hint="eastAsia"/>
+                <w:sz w:val="20"/>
+              </w:rPr>
+              <w:t>O</w:t>
+            </w:r>
+            <w:r>
+              <w:rPr>
+                <w:rFonts w:ascii="游ゴシック" w:eastAsia="游ゴシック" w:hAnsi="游ゴシック"/>
+                <w:sz w:val="20"/>
+              </w:rPr>
+              <w:t>K</w:t>
+            </w:r>
           </w:p>
         </w:tc>
         <w:tc>
@@ -1020,6 +1160,20 @@
                 <w:sz w:val="20"/>
               </w:rPr>
             </w:pPr>
+            <w:r>
+              <w:rPr>
+                <w:rFonts w:ascii="游ゴシック" w:eastAsia="游ゴシック" w:hAnsi="游ゴシック" w:hint="eastAsia"/>
+                <w:sz w:val="20"/>
+              </w:rPr>
+              <w:t>8</w:t>
+            </w:r>
+            <w:r>
+              <w:rPr>
+                <w:rFonts w:ascii="游ゴシック" w:eastAsia="游ゴシック" w:hAnsi="游ゴシック"/>
+                <w:sz w:val="20"/>
+              </w:rPr>
+              <w:t>/27</w:t>
+            </w:r>
           </w:p>
         </w:tc>
         <w:tc>
@@ -1036,6 +1190,20 @@
                 <w:sz w:val="20"/>
               </w:rPr>
             </w:pPr>
+            <w:r>
+              <w:rPr>
+                <w:rFonts w:ascii="游ゴシック" w:eastAsia="游ゴシック" w:hAnsi="游ゴシック" w:hint="eastAsia"/>
+                <w:sz w:val="20"/>
+              </w:rPr>
+              <w:t>O</w:t>
+            </w:r>
+            <w:r>
+              <w:rPr>
+                <w:rFonts w:ascii="游ゴシック" w:eastAsia="游ゴシック" w:hAnsi="游ゴシック"/>
+                <w:sz w:val="20"/>
+              </w:rPr>
+              <w:t>K</w:t>
+            </w:r>
           </w:p>
         </w:tc>
         <w:tc>
@@ -1154,6 +1322,20 @@
                 <w:sz w:val="20"/>
               </w:rPr>
             </w:pPr>
+            <w:r>
+              <w:rPr>
+                <w:rFonts w:ascii="游ゴシック" w:eastAsia="游ゴシック" w:hAnsi="游ゴシック" w:hint="eastAsia"/>
+                <w:sz w:val="20"/>
+              </w:rPr>
+              <w:t>8</w:t>
+            </w:r>
+            <w:r>
+              <w:rPr>
+                <w:rFonts w:ascii="游ゴシック" w:eastAsia="游ゴシック" w:hAnsi="游ゴシック"/>
+                <w:sz w:val="20"/>
+              </w:rPr>
+              <w:t>/27</w:t>
+            </w:r>
           </w:p>
         </w:tc>
         <w:tc>
@@ -1170,6 +1352,20 @@
                 <w:sz w:val="20"/>
               </w:rPr>
             </w:pPr>
+            <w:r>
+              <w:rPr>
+                <w:rFonts w:ascii="游ゴシック" w:eastAsia="游ゴシック" w:hAnsi="游ゴシック" w:hint="eastAsia"/>
+                <w:sz w:val="20"/>
+              </w:rPr>
+              <w:t>O</w:t>
+            </w:r>
+            <w:r>
+              <w:rPr>
+                <w:rFonts w:ascii="游ゴシック" w:eastAsia="游ゴシック" w:hAnsi="游ゴシック"/>
+                <w:sz w:val="20"/>
+              </w:rPr>
+              <w:t>K</w:t>
+            </w:r>
           </w:p>
         </w:tc>
         <w:tc>
@@ -1274,6 +1470,20 @@
                 <w:sz w:val="20"/>
               </w:rPr>
             </w:pPr>
+            <w:r>
+              <w:rPr>
+                <w:rFonts w:ascii="游ゴシック" w:eastAsia="游ゴシック" w:hAnsi="游ゴシック" w:hint="eastAsia"/>
+                <w:sz w:val="20"/>
+              </w:rPr>
+              <w:t>8</w:t>
+            </w:r>
+            <w:r>
+              <w:rPr>
+                <w:rFonts w:ascii="游ゴシック" w:eastAsia="游ゴシック" w:hAnsi="游ゴシック"/>
+                <w:sz w:val="20"/>
+              </w:rPr>
+              <w:t>/27</w:t>
+            </w:r>
           </w:p>
         </w:tc>
         <w:tc>
@@ -1290,6 +1500,20 @@
                 <w:sz w:val="20"/>
               </w:rPr>
             </w:pPr>
+            <w:r>
+              <w:rPr>
+                <w:rFonts w:ascii="游ゴシック" w:eastAsia="游ゴシック" w:hAnsi="游ゴシック" w:hint="eastAsia"/>
+                <w:sz w:val="20"/>
+              </w:rPr>
+              <w:t>O</w:t>
+            </w:r>
+            <w:r>
+              <w:rPr>
+                <w:rFonts w:ascii="游ゴシック" w:eastAsia="游ゴシック" w:hAnsi="游ゴシック"/>
+                <w:sz w:val="20"/>
+              </w:rPr>
+              <w:t>K</w:t>
+            </w:r>
           </w:p>
         </w:tc>
         <w:tc>
@@ -1394,6 +1618,20 @@
                 <w:sz w:val="20"/>
               </w:rPr>
             </w:pPr>
+            <w:r>
+              <w:rPr>
+                <w:rFonts w:ascii="游ゴシック" w:eastAsia="游ゴシック" w:hAnsi="游ゴシック" w:hint="eastAsia"/>
+                <w:sz w:val="20"/>
+              </w:rPr>
+              <w:t>8</w:t>
+            </w:r>
+            <w:r>
+              <w:rPr>
+                <w:rFonts w:ascii="游ゴシック" w:eastAsia="游ゴシック" w:hAnsi="游ゴシック"/>
+                <w:sz w:val="20"/>
+              </w:rPr>
+              <w:t>/27</w:t>
+            </w:r>
           </w:p>
         </w:tc>
         <w:tc>
@@ -1410,6 +1648,20 @@
                 <w:sz w:val="20"/>
               </w:rPr>
             </w:pPr>
+            <w:r>
+              <w:rPr>
+                <w:rFonts w:ascii="游ゴシック" w:eastAsia="游ゴシック" w:hAnsi="游ゴシック" w:hint="eastAsia"/>
+                <w:sz w:val="20"/>
+              </w:rPr>
+              <w:t>O</w:t>
+            </w:r>
+            <w:r>
+              <w:rPr>
+                <w:rFonts w:ascii="游ゴシック" w:eastAsia="游ゴシック" w:hAnsi="游ゴシック"/>
+                <w:sz w:val="20"/>
+              </w:rPr>
+              <w:t>K</w:t>
+            </w:r>
           </w:p>
         </w:tc>
         <w:tc>
@@ -1528,6 +1780,20 @@
                 <w:sz w:val="20"/>
               </w:rPr>
             </w:pPr>
+            <w:r>
+              <w:rPr>
+                <w:rFonts w:ascii="游ゴシック" w:eastAsia="游ゴシック" w:hAnsi="游ゴシック" w:hint="eastAsia"/>
+                <w:sz w:val="20"/>
+              </w:rPr>
+              <w:t>8</w:t>
+            </w:r>
+            <w:r>
+              <w:rPr>
+                <w:rFonts w:ascii="游ゴシック" w:eastAsia="游ゴシック" w:hAnsi="游ゴシック"/>
+                <w:sz w:val="20"/>
+              </w:rPr>
+              <w:t>/27</w:t>
+            </w:r>
           </w:p>
         </w:tc>
         <w:tc>
@@ -1544,6 +1810,20 @@
                 <w:sz w:val="20"/>
               </w:rPr>
             </w:pPr>
+            <w:r>
+              <w:rPr>
+                <w:rFonts w:ascii="游ゴシック" w:eastAsia="游ゴシック" w:hAnsi="游ゴシック" w:hint="eastAsia"/>
+                <w:sz w:val="20"/>
+              </w:rPr>
+              <w:t>O</w:t>
+            </w:r>
+            <w:r>
+              <w:rPr>
+                <w:rFonts w:ascii="游ゴシック" w:eastAsia="游ゴシック" w:hAnsi="游ゴシック"/>
+                <w:sz w:val="20"/>
+              </w:rPr>
+              <w:t>K</w:t>
+            </w:r>
           </w:p>
         </w:tc>
         <w:tc>
@@ -1662,6 +1942,20 @@
                 <w:sz w:val="20"/>
               </w:rPr>
             </w:pPr>
+            <w:r>
+              <w:rPr>
+                <w:rFonts w:ascii="游ゴシック" w:eastAsia="游ゴシック" w:hAnsi="游ゴシック" w:hint="eastAsia"/>
+                <w:sz w:val="20"/>
+              </w:rPr>
+              <w:t>8</w:t>
+            </w:r>
+            <w:r>
+              <w:rPr>
+                <w:rFonts w:ascii="游ゴシック" w:eastAsia="游ゴシック" w:hAnsi="游ゴシック"/>
+                <w:sz w:val="20"/>
+              </w:rPr>
+              <w:t>/27</w:t>
+            </w:r>
           </w:p>
         </w:tc>
         <w:tc>
@@ -1678,6 +1972,20 @@
                 <w:sz w:val="20"/>
               </w:rPr>
             </w:pPr>
+            <w:r>
+              <w:rPr>
+                <w:rFonts w:ascii="游ゴシック" w:eastAsia="游ゴシック" w:hAnsi="游ゴシック" w:hint="eastAsia"/>
+                <w:sz w:val="20"/>
+              </w:rPr>
+              <w:t>O</w:t>
+            </w:r>
+            <w:r>
+              <w:rPr>
+                <w:rFonts w:ascii="游ゴシック" w:eastAsia="游ゴシック" w:hAnsi="游ゴシック"/>
+                <w:sz w:val="20"/>
+              </w:rPr>
+              <w:t>K</w:t>
+            </w:r>
           </w:p>
         </w:tc>
         <w:tc>
@@ -1790,6 +2098,21 @@
                 <w:sz w:val="20"/>
               </w:rPr>
             </w:pPr>
+            <w:r>
+              <w:rPr>
+                <w:rFonts w:ascii="游ゴシック" w:eastAsia="游ゴシック" w:hAnsi="游ゴシック" w:hint="eastAsia"/>
+                <w:sz w:val="20"/>
+              </w:rPr>
+              <w:lastRenderedPageBreak/>
+              <w:t>8</w:t>
+            </w:r>
+            <w:r>
+              <w:rPr>
+                <w:rFonts w:ascii="游ゴシック" w:eastAsia="游ゴシック" w:hAnsi="游ゴシック"/>
+                <w:sz w:val="20"/>
+              </w:rPr>
+              <w:t>/27</w:t>
+            </w:r>
           </w:p>
         </w:tc>
         <w:tc>
@@ -1806,6 +2129,20 @@
                 <w:sz w:val="20"/>
               </w:rPr>
             </w:pPr>
+            <w:r>
+              <w:rPr>
+                <w:rFonts w:ascii="游ゴシック" w:eastAsia="游ゴシック" w:hAnsi="游ゴシック" w:hint="eastAsia"/>
+                <w:sz w:val="20"/>
+              </w:rPr>
+              <w:t>O</w:t>
+            </w:r>
+            <w:r>
+              <w:rPr>
+                <w:rFonts w:ascii="游ゴシック" w:eastAsia="游ゴシック" w:hAnsi="游ゴシック"/>
+                <w:sz w:val="20"/>
+              </w:rPr>
+              <w:t>K</w:t>
+            </w:r>
           </w:p>
         </w:tc>
         <w:tc>
@@ -1923,6 +2260,20 @@
                 <w:sz w:val="20"/>
               </w:rPr>
             </w:pPr>
+            <w:r>
+              <w:rPr>
+                <w:rFonts w:ascii="游ゴシック" w:eastAsia="游ゴシック" w:hAnsi="游ゴシック" w:hint="eastAsia"/>
+                <w:sz w:val="20"/>
+              </w:rPr>
+              <w:t>8</w:t>
+            </w:r>
+            <w:r>
+              <w:rPr>
+                <w:rFonts w:ascii="游ゴシック" w:eastAsia="游ゴシック" w:hAnsi="游ゴシック"/>
+                <w:sz w:val="20"/>
+              </w:rPr>
+              <w:t>/27</w:t>
+            </w:r>
           </w:p>
         </w:tc>
         <w:tc>
@@ -1939,6 +2290,20 @@
                 <w:sz w:val="20"/>
               </w:rPr>
             </w:pPr>
+            <w:r>
+              <w:rPr>
+                <w:rFonts w:ascii="游ゴシック" w:eastAsia="游ゴシック" w:hAnsi="游ゴシック" w:hint="eastAsia"/>
+                <w:sz w:val="20"/>
+              </w:rPr>
+              <w:t>O</w:t>
+            </w:r>
+            <w:r>
+              <w:rPr>
+                <w:rFonts w:ascii="游ゴシック" w:eastAsia="游ゴシック" w:hAnsi="游ゴシック"/>
+                <w:sz w:val="20"/>
+              </w:rPr>
+              <w:t>K</w:t>
+            </w:r>
           </w:p>
         </w:tc>
         <w:tc>
@@ -2078,6 +2443,20 @@
                 <w:sz w:val="20"/>
               </w:rPr>
             </w:pPr>
+            <w:r>
+              <w:rPr>
+                <w:rFonts w:ascii="游ゴシック" w:eastAsia="游ゴシック" w:hAnsi="游ゴシック" w:hint="eastAsia"/>
+                <w:sz w:val="20"/>
+              </w:rPr>
+              <w:t>8</w:t>
+            </w:r>
+            <w:r>
+              <w:rPr>
+                <w:rFonts w:ascii="游ゴシック" w:eastAsia="游ゴシック" w:hAnsi="游ゴシック"/>
+                <w:sz w:val="20"/>
+              </w:rPr>
+              <w:t>/27</w:t>
+            </w:r>
           </w:p>
         </w:tc>
         <w:tc>
@@ -2094,6 +2473,20 @@
                 <w:sz w:val="20"/>
               </w:rPr>
             </w:pPr>
+            <w:r>
+              <w:rPr>
+                <w:rFonts w:ascii="游ゴシック" w:eastAsia="游ゴシック" w:hAnsi="游ゴシック" w:hint="eastAsia"/>
+                <w:sz w:val="20"/>
+              </w:rPr>
+              <w:t>O</w:t>
+            </w:r>
+            <w:r>
+              <w:rPr>
+                <w:rFonts w:ascii="游ゴシック" w:eastAsia="游ゴシック" w:hAnsi="游ゴシック"/>
+                <w:sz w:val="20"/>
+              </w:rPr>
+              <w:t>K</w:t>
+            </w:r>
           </w:p>
         </w:tc>
         <w:tc>
@@ -2219,6 +2612,20 @@
                 <w:sz w:val="20"/>
               </w:rPr>
             </w:pPr>
+            <w:r>
+              <w:rPr>
+                <w:rFonts w:ascii="游ゴシック" w:eastAsia="游ゴシック" w:hAnsi="游ゴシック" w:hint="eastAsia"/>
+                <w:sz w:val="20"/>
+              </w:rPr>
+              <w:t>8</w:t>
+            </w:r>
+            <w:r>
+              <w:rPr>
+                <w:rFonts w:ascii="游ゴシック" w:eastAsia="游ゴシック" w:hAnsi="游ゴシック"/>
+                <w:sz w:val="20"/>
+              </w:rPr>
+              <w:t>/27</w:t>
+            </w:r>
           </w:p>
         </w:tc>
         <w:tc>
@@ -2235,6 +2642,20 @@
                 <w:sz w:val="20"/>
               </w:rPr>
             </w:pPr>
+            <w:r>
+              <w:rPr>
+                <w:rFonts w:ascii="游ゴシック" w:eastAsia="游ゴシック" w:hAnsi="游ゴシック" w:hint="eastAsia"/>
+                <w:sz w:val="20"/>
+              </w:rPr>
+              <w:t>O</w:t>
+            </w:r>
+            <w:r>
+              <w:rPr>
+                <w:rFonts w:ascii="游ゴシック" w:eastAsia="游ゴシック" w:hAnsi="游ゴシック"/>
+                <w:sz w:val="20"/>
+              </w:rPr>
+              <w:t>K</w:t>
+            </w:r>
           </w:p>
         </w:tc>
         <w:tc>
@@ -2367,6 +2788,20 @@
                 <w:sz w:val="20"/>
               </w:rPr>
             </w:pPr>
+            <w:r>
+              <w:rPr>
+                <w:rFonts w:ascii="游ゴシック" w:eastAsia="游ゴシック" w:hAnsi="游ゴシック" w:hint="eastAsia"/>
+                <w:sz w:val="20"/>
+              </w:rPr>
+              <w:t>8</w:t>
+            </w:r>
+            <w:r>
+              <w:rPr>
+                <w:rFonts w:ascii="游ゴシック" w:eastAsia="游ゴシック" w:hAnsi="游ゴシック"/>
+                <w:sz w:val="20"/>
+              </w:rPr>
+              <w:t>/27</w:t>
+            </w:r>
           </w:p>
         </w:tc>
         <w:tc>
@@ -2383,6 +2818,20 @@
                 <w:sz w:val="20"/>
               </w:rPr>
             </w:pPr>
+            <w:r>
+              <w:rPr>
+                <w:rFonts w:ascii="游ゴシック" w:eastAsia="游ゴシック" w:hAnsi="游ゴシック" w:hint="eastAsia"/>
+                <w:sz w:val="20"/>
+              </w:rPr>
+              <w:t>O</w:t>
+            </w:r>
+            <w:r>
+              <w:rPr>
+                <w:rFonts w:ascii="游ゴシック" w:eastAsia="游ゴシック" w:hAnsi="游ゴシック"/>
+                <w:sz w:val="20"/>
+              </w:rPr>
+              <w:t>K</w:t>
+            </w:r>
           </w:p>
         </w:tc>
         <w:tc>
@@ -2487,6 +2936,20 @@
                 <w:sz w:val="20"/>
               </w:rPr>
             </w:pPr>
+            <w:r>
+              <w:rPr>
+                <w:rFonts w:ascii="游ゴシック" w:eastAsia="游ゴシック" w:hAnsi="游ゴシック" w:hint="eastAsia"/>
+                <w:sz w:val="20"/>
+              </w:rPr>
+              <w:t>8</w:t>
+            </w:r>
+            <w:r>
+              <w:rPr>
+                <w:rFonts w:ascii="游ゴシック" w:eastAsia="游ゴシック" w:hAnsi="游ゴシック"/>
+                <w:sz w:val="20"/>
+              </w:rPr>
+              <w:t>/27</w:t>
+            </w:r>
           </w:p>
         </w:tc>
         <w:tc>
@@ -2503,6 +2966,20 @@
                 <w:sz w:val="20"/>
               </w:rPr>
             </w:pPr>
+            <w:r>
+              <w:rPr>
+                <w:rFonts w:ascii="游ゴシック" w:eastAsia="游ゴシック" w:hAnsi="游ゴシック" w:hint="eastAsia"/>
+                <w:sz w:val="20"/>
+              </w:rPr>
+              <w:t>O</w:t>
+            </w:r>
+            <w:r>
+              <w:rPr>
+                <w:rFonts w:ascii="游ゴシック" w:eastAsia="游ゴシック" w:hAnsi="游ゴシック"/>
+                <w:sz w:val="20"/>
+              </w:rPr>
+              <w:t>K</w:t>
+            </w:r>
           </w:p>
         </w:tc>
         <w:tc>
@@ -2614,6 +3091,20 @@
                 <w:sz w:val="20"/>
               </w:rPr>
             </w:pPr>
+            <w:r>
+              <w:rPr>
+                <w:rFonts w:ascii="游ゴシック" w:eastAsia="游ゴシック" w:hAnsi="游ゴシック" w:hint="eastAsia"/>
+                <w:sz w:val="20"/>
+              </w:rPr>
+              <w:t>8</w:t>
+            </w:r>
+            <w:r>
+              <w:rPr>
+                <w:rFonts w:ascii="游ゴシック" w:eastAsia="游ゴシック" w:hAnsi="游ゴシック"/>
+                <w:sz w:val="20"/>
+              </w:rPr>
+              <w:t>/27</w:t>
+            </w:r>
           </w:p>
         </w:tc>
         <w:tc>
@@ -2630,6 +3121,20 @@
                 <w:sz w:val="20"/>
               </w:rPr>
             </w:pPr>
+            <w:r>
+              <w:rPr>
+                <w:rFonts w:ascii="游ゴシック" w:eastAsia="游ゴシック" w:hAnsi="游ゴシック" w:hint="eastAsia"/>
+                <w:sz w:val="20"/>
+              </w:rPr>
+              <w:t>O</w:t>
+            </w:r>
+            <w:r>
+              <w:rPr>
+                <w:rFonts w:ascii="游ゴシック" w:eastAsia="游ゴシック" w:hAnsi="游ゴシック"/>
+                <w:sz w:val="20"/>
+              </w:rPr>
+              <w:t>K</w:t>
+            </w:r>
           </w:p>
         </w:tc>
         <w:tc>
@@ -2748,6 +3253,20 @@
                 <w:sz w:val="20"/>
               </w:rPr>
             </w:pPr>
+            <w:r>
+              <w:rPr>
+                <w:rFonts w:ascii="游ゴシック" w:eastAsia="游ゴシック" w:hAnsi="游ゴシック" w:hint="eastAsia"/>
+                <w:sz w:val="20"/>
+              </w:rPr>
+              <w:t>8</w:t>
+            </w:r>
+            <w:r>
+              <w:rPr>
+                <w:rFonts w:ascii="游ゴシック" w:eastAsia="游ゴシック" w:hAnsi="游ゴシック"/>
+                <w:sz w:val="20"/>
+              </w:rPr>
+              <w:t>/27</w:t>
+            </w:r>
           </w:p>
         </w:tc>
         <w:tc>
@@ -2764,6 +3283,20 @@
                 <w:sz w:val="20"/>
               </w:rPr>
             </w:pPr>
+            <w:r>
+              <w:rPr>
+                <w:rFonts w:ascii="游ゴシック" w:eastAsia="游ゴシック" w:hAnsi="游ゴシック" w:hint="eastAsia"/>
+                <w:sz w:val="20"/>
+              </w:rPr>
+              <w:t>O</w:t>
+            </w:r>
+            <w:r>
+              <w:rPr>
+                <w:rFonts w:ascii="游ゴシック" w:eastAsia="游ゴシック" w:hAnsi="游ゴシック"/>
+                <w:sz w:val="20"/>
+              </w:rPr>
+              <w:t>K</w:t>
+            </w:r>
           </w:p>
         </w:tc>
         <w:tc>
@@ -2875,6 +3408,20 @@
                 <w:sz w:val="20"/>
               </w:rPr>
             </w:pPr>
+            <w:r>
+              <w:rPr>
+                <w:rFonts w:ascii="游ゴシック" w:eastAsia="游ゴシック" w:hAnsi="游ゴシック" w:hint="eastAsia"/>
+                <w:sz w:val="20"/>
+              </w:rPr>
+              <w:t>8</w:t>
+            </w:r>
+            <w:r>
+              <w:rPr>
+                <w:rFonts w:ascii="游ゴシック" w:eastAsia="游ゴシック" w:hAnsi="游ゴシック"/>
+                <w:sz w:val="20"/>
+              </w:rPr>
+              <w:t>/27</w:t>
+            </w:r>
           </w:p>
         </w:tc>
         <w:tc>
@@ -2891,6 +3438,20 @@
                 <w:sz w:val="20"/>
               </w:rPr>
             </w:pPr>
+            <w:r>
+              <w:rPr>
+                <w:rFonts w:ascii="游ゴシック" w:eastAsia="游ゴシック" w:hAnsi="游ゴシック" w:hint="eastAsia"/>
+                <w:sz w:val="20"/>
+              </w:rPr>
+              <w:t>O</w:t>
+            </w:r>
+            <w:r>
+              <w:rPr>
+                <w:rFonts w:ascii="游ゴシック" w:eastAsia="游ゴシック" w:hAnsi="游ゴシック"/>
+                <w:sz w:val="20"/>
+              </w:rPr>
+              <w:t>K</w:t>
+            </w:r>
           </w:p>
         </w:tc>
         <w:tc>
@@ -3009,6 +3570,20 @@
                 <w:sz w:val="20"/>
               </w:rPr>
             </w:pPr>
+            <w:r>
+              <w:rPr>
+                <w:rFonts w:ascii="游ゴシック" w:eastAsia="游ゴシック" w:hAnsi="游ゴシック" w:hint="eastAsia"/>
+                <w:sz w:val="20"/>
+              </w:rPr>
+              <w:t>8</w:t>
+            </w:r>
+            <w:r>
+              <w:rPr>
+                <w:rFonts w:ascii="游ゴシック" w:eastAsia="游ゴシック" w:hAnsi="游ゴシック"/>
+                <w:sz w:val="20"/>
+              </w:rPr>
+              <w:t>/27</w:t>
+            </w:r>
           </w:p>
         </w:tc>
         <w:tc>
@@ -3025,6 +3600,20 @@
                 <w:sz w:val="20"/>
               </w:rPr>
             </w:pPr>
+            <w:r>
+              <w:rPr>
+                <w:rFonts w:ascii="游ゴシック" w:eastAsia="游ゴシック" w:hAnsi="游ゴシック" w:hint="eastAsia"/>
+                <w:sz w:val="20"/>
+              </w:rPr>
+              <w:t>O</w:t>
+            </w:r>
+            <w:r>
+              <w:rPr>
+                <w:rFonts w:ascii="游ゴシック" w:eastAsia="游ゴシック" w:hAnsi="游ゴシック"/>
+                <w:sz w:val="20"/>
+              </w:rPr>
+              <w:t>K</w:t>
+            </w:r>
           </w:p>
         </w:tc>
         <w:tc>
@@ -3136,6 +3725,20 @@
                 <w:sz w:val="20"/>
               </w:rPr>
             </w:pPr>
+            <w:r>
+              <w:rPr>
+                <w:rFonts w:ascii="游ゴシック" w:eastAsia="游ゴシック" w:hAnsi="游ゴシック" w:hint="eastAsia"/>
+                <w:sz w:val="20"/>
+              </w:rPr>
+              <w:t>8</w:t>
+            </w:r>
+            <w:r>
+              <w:rPr>
+                <w:rFonts w:ascii="游ゴシック" w:eastAsia="游ゴシック" w:hAnsi="游ゴシック"/>
+                <w:sz w:val="20"/>
+              </w:rPr>
+              <w:t>/27</w:t>
+            </w:r>
           </w:p>
         </w:tc>
         <w:tc>
@@ -3152,6 +3755,20 @@
                 <w:sz w:val="20"/>
               </w:rPr>
             </w:pPr>
+            <w:r>
+              <w:rPr>
+                <w:rFonts w:ascii="游ゴシック" w:eastAsia="游ゴシック" w:hAnsi="游ゴシック" w:hint="eastAsia"/>
+                <w:sz w:val="20"/>
+              </w:rPr>
+              <w:t>O</w:t>
+            </w:r>
+            <w:r>
+              <w:rPr>
+                <w:rFonts w:ascii="游ゴシック" w:eastAsia="游ゴシック" w:hAnsi="游ゴシック"/>
+                <w:sz w:val="20"/>
+              </w:rPr>
+              <w:t>K</w:t>
+            </w:r>
           </w:p>
         </w:tc>
         <w:tc>
@@ -3263,6 +3880,20 @@
                 <w:sz w:val="20"/>
               </w:rPr>
             </w:pPr>
+            <w:r>
+              <w:rPr>
+                <w:rFonts w:ascii="游ゴシック" w:eastAsia="游ゴシック" w:hAnsi="游ゴシック" w:hint="eastAsia"/>
+                <w:sz w:val="20"/>
+              </w:rPr>
+              <w:t>8</w:t>
+            </w:r>
+            <w:r>
+              <w:rPr>
+                <w:rFonts w:ascii="游ゴシック" w:eastAsia="游ゴシック" w:hAnsi="游ゴシック"/>
+                <w:sz w:val="20"/>
+              </w:rPr>
+              <w:t>/27</w:t>
+            </w:r>
           </w:p>
         </w:tc>
         <w:tc>
@@ -3279,6 +3910,20 @@
                 <w:sz w:val="20"/>
               </w:rPr>
             </w:pPr>
+            <w:r>
+              <w:rPr>
+                <w:rFonts w:ascii="游ゴシック" w:eastAsia="游ゴシック" w:hAnsi="游ゴシック" w:hint="eastAsia"/>
+                <w:sz w:val="20"/>
+              </w:rPr>
+              <w:t>O</w:t>
+            </w:r>
+            <w:r>
+              <w:rPr>
+                <w:rFonts w:ascii="游ゴシック" w:eastAsia="游ゴシック" w:hAnsi="游ゴシック"/>
+                <w:sz w:val="20"/>
+              </w:rPr>
+              <w:t>K</w:t>
+            </w:r>
           </w:p>
         </w:tc>
         <w:tc>
@@ -3398,6 +4043,20 @@
                 <w:sz w:val="20"/>
               </w:rPr>
             </w:pPr>
+            <w:r>
+              <w:rPr>
+                <w:rFonts w:ascii="游ゴシック" w:eastAsia="游ゴシック" w:hAnsi="游ゴシック" w:hint="eastAsia"/>
+                <w:sz w:val="20"/>
+              </w:rPr>
+              <w:t>8</w:t>
+            </w:r>
+            <w:r>
+              <w:rPr>
+                <w:rFonts w:ascii="游ゴシック" w:eastAsia="游ゴシック" w:hAnsi="游ゴシック"/>
+                <w:sz w:val="20"/>
+              </w:rPr>
+              <w:t>/27</w:t>
+            </w:r>
           </w:p>
         </w:tc>
         <w:tc>
@@ -3414,6 +4073,20 @@
                 <w:sz w:val="20"/>
               </w:rPr>
             </w:pPr>
+            <w:r>
+              <w:rPr>
+                <w:rFonts w:ascii="游ゴシック" w:eastAsia="游ゴシック" w:hAnsi="游ゴシック" w:hint="eastAsia"/>
+                <w:sz w:val="20"/>
+              </w:rPr>
+              <w:t>O</w:t>
+            </w:r>
+            <w:r>
+              <w:rPr>
+                <w:rFonts w:ascii="游ゴシック" w:eastAsia="游ゴシック" w:hAnsi="游ゴシック"/>
+                <w:sz w:val="20"/>
+              </w:rPr>
+              <w:t>K</w:t>
+            </w:r>
           </w:p>
         </w:tc>
         <w:tc>
@@ -3554,6 +4227,20 @@
                 <w:sz w:val="20"/>
               </w:rPr>
             </w:pPr>
+            <w:r>
+              <w:rPr>
+                <w:rFonts w:ascii="游ゴシック" w:eastAsia="游ゴシック" w:hAnsi="游ゴシック" w:hint="eastAsia"/>
+                <w:sz w:val="20"/>
+              </w:rPr>
+              <w:t>0</w:t>
+            </w:r>
+            <w:r>
+              <w:rPr>
+                <w:rFonts w:ascii="游ゴシック" w:eastAsia="游ゴシック" w:hAnsi="游ゴシック"/>
+                <w:sz w:val="20"/>
+              </w:rPr>
+              <w:t>8/27</w:t>
+            </w:r>
           </w:p>
         </w:tc>
         <w:tc>
@@ -3570,6 +4257,20 @@
                 <w:sz w:val="20"/>
               </w:rPr>
             </w:pPr>
+            <w:r>
+              <w:rPr>
+                <w:rFonts w:ascii="游ゴシック" w:eastAsia="游ゴシック" w:hAnsi="游ゴシック" w:hint="eastAsia"/>
+                <w:sz w:val="20"/>
+              </w:rPr>
+              <w:t>O</w:t>
+            </w:r>
+            <w:r>
+              <w:rPr>
+                <w:rFonts w:ascii="游ゴシック" w:eastAsia="游ゴシック" w:hAnsi="游ゴシック"/>
+                <w:sz w:val="20"/>
+              </w:rPr>
+              <w:t>K</w:t>
+            </w:r>
           </w:p>
         </w:tc>
         <w:tc>
@@ -3696,6 +4397,20 @@
                 <w:sz w:val="20"/>
               </w:rPr>
             </w:pPr>
+            <w:r>
+              <w:rPr>
+                <w:rFonts w:ascii="游ゴシック" w:eastAsia="游ゴシック" w:hAnsi="游ゴシック" w:hint="eastAsia"/>
+                <w:sz w:val="20"/>
+              </w:rPr>
+              <w:t>0</w:t>
+            </w:r>
+            <w:r>
+              <w:rPr>
+                <w:rFonts w:ascii="游ゴシック" w:eastAsia="游ゴシック" w:hAnsi="游ゴシック"/>
+                <w:sz w:val="20"/>
+              </w:rPr>
+              <w:t>8/27</w:t>
+            </w:r>
           </w:p>
         </w:tc>
         <w:tc>
@@ -3712,6 +4427,20 @@
                 <w:sz w:val="20"/>
               </w:rPr>
             </w:pPr>
+            <w:r>
+              <w:rPr>
+                <w:rFonts w:ascii="游ゴシック" w:eastAsia="游ゴシック" w:hAnsi="游ゴシック" w:hint="eastAsia"/>
+                <w:sz w:val="20"/>
+              </w:rPr>
+              <w:t>O</w:t>
+            </w:r>
+            <w:r>
+              <w:rPr>
+                <w:rFonts w:ascii="游ゴシック" w:eastAsia="游ゴシック" w:hAnsi="游ゴシック"/>
+                <w:sz w:val="20"/>
+              </w:rPr>
+              <w:t>K</w:t>
+            </w:r>
           </w:p>
         </w:tc>
         <w:tc>
@@ -3838,6 +4567,20 @@
                 <w:sz w:val="20"/>
               </w:rPr>
             </w:pPr>
+            <w:r>
+              <w:rPr>
+                <w:rFonts w:ascii="游ゴシック" w:eastAsia="游ゴシック" w:hAnsi="游ゴシック" w:hint="eastAsia"/>
+                <w:sz w:val="20"/>
+              </w:rPr>
+              <w:t>0</w:t>
+            </w:r>
+            <w:r>
+              <w:rPr>
+                <w:rFonts w:ascii="游ゴシック" w:eastAsia="游ゴシック" w:hAnsi="游ゴシック"/>
+                <w:sz w:val="20"/>
+              </w:rPr>
+              <w:t>8/27</w:t>
+            </w:r>
           </w:p>
         </w:tc>
         <w:tc>
@@ -3854,6 +4597,20 @@
                 <w:sz w:val="20"/>
               </w:rPr>
             </w:pPr>
+            <w:r>
+              <w:rPr>
+                <w:rFonts w:ascii="游ゴシック" w:eastAsia="游ゴシック" w:hAnsi="游ゴシック" w:hint="eastAsia"/>
+                <w:sz w:val="20"/>
+              </w:rPr>
+              <w:t>O</w:t>
+            </w:r>
+            <w:r>
+              <w:rPr>
+                <w:rFonts w:ascii="游ゴシック" w:eastAsia="游ゴシック" w:hAnsi="游ゴシック"/>
+                <w:sz w:val="20"/>
+              </w:rPr>
+              <w:t>K</w:t>
+            </w:r>
           </w:p>
         </w:tc>
         <w:tc>
@@ -3994,6 +4751,20 @@
                 <w:sz w:val="20"/>
               </w:rPr>
             </w:pPr>
+            <w:r>
+              <w:rPr>
+                <w:rFonts w:ascii="游ゴシック" w:eastAsia="游ゴシック" w:hAnsi="游ゴシック" w:hint="eastAsia"/>
+                <w:sz w:val="20"/>
+              </w:rPr>
+              <w:t>0</w:t>
+            </w:r>
+            <w:r>
+              <w:rPr>
+                <w:rFonts w:ascii="游ゴシック" w:eastAsia="游ゴシック" w:hAnsi="游ゴシック"/>
+                <w:sz w:val="20"/>
+              </w:rPr>
+              <w:t>8/27</w:t>
+            </w:r>
           </w:p>
         </w:tc>
         <w:tc>
@@ -4010,6 +4781,20 @@
                 <w:sz w:val="20"/>
               </w:rPr>
             </w:pPr>
+            <w:r>
+              <w:rPr>
+                <w:rFonts w:ascii="游ゴシック" w:eastAsia="游ゴシック" w:hAnsi="游ゴシック" w:hint="eastAsia"/>
+                <w:sz w:val="20"/>
+              </w:rPr>
+              <w:t>O</w:t>
+            </w:r>
+            <w:r>
+              <w:rPr>
+                <w:rFonts w:ascii="游ゴシック" w:eastAsia="游ゴシック" w:hAnsi="游ゴシック"/>
+                <w:sz w:val="20"/>
+              </w:rPr>
+              <w:t>K</w:t>
+            </w:r>
           </w:p>
         </w:tc>
         <w:tc>
@@ -4136,6 +4921,20 @@
                 <w:sz w:val="20"/>
               </w:rPr>
             </w:pPr>
+            <w:r>
+              <w:rPr>
+                <w:rFonts w:ascii="游ゴシック" w:eastAsia="游ゴシック" w:hAnsi="游ゴシック" w:hint="eastAsia"/>
+                <w:sz w:val="20"/>
+              </w:rPr>
+              <w:t>0</w:t>
+            </w:r>
+            <w:r>
+              <w:rPr>
+                <w:rFonts w:ascii="游ゴシック" w:eastAsia="游ゴシック" w:hAnsi="游ゴシック"/>
+                <w:sz w:val="20"/>
+              </w:rPr>
+              <w:t>8/27</w:t>
+            </w:r>
           </w:p>
         </w:tc>
         <w:tc>
@@ -4152,6 +4951,20 @@
                 <w:sz w:val="20"/>
               </w:rPr>
             </w:pPr>
+            <w:r>
+              <w:rPr>
+                <w:rFonts w:ascii="游ゴシック" w:eastAsia="游ゴシック" w:hAnsi="游ゴシック" w:hint="eastAsia"/>
+                <w:sz w:val="20"/>
+              </w:rPr>
+              <w:t>O</w:t>
+            </w:r>
+            <w:r>
+              <w:rPr>
+                <w:rFonts w:ascii="游ゴシック" w:eastAsia="游ゴシック" w:hAnsi="游ゴシック"/>
+                <w:sz w:val="20"/>
+              </w:rPr>
+              <w:t>K</w:t>
+            </w:r>
           </w:p>
         </w:tc>
         <w:tc>
@@ -4292,6 +5105,20 @@
                 <w:sz w:val="20"/>
               </w:rPr>
             </w:pPr>
+            <w:r>
+              <w:rPr>
+                <w:rFonts w:ascii="游ゴシック" w:eastAsia="游ゴシック" w:hAnsi="游ゴシック" w:hint="eastAsia"/>
+                <w:sz w:val="20"/>
+              </w:rPr>
+              <w:t>0</w:t>
+            </w:r>
+            <w:r>
+              <w:rPr>
+                <w:rFonts w:ascii="游ゴシック" w:eastAsia="游ゴシック" w:hAnsi="游ゴシック"/>
+                <w:sz w:val="20"/>
+              </w:rPr>
+              <w:t>8/27</w:t>
+            </w:r>
           </w:p>
         </w:tc>
         <w:tc>
@@ -4308,6 +5135,20 @@
                 <w:sz w:val="20"/>
               </w:rPr>
             </w:pPr>
+            <w:r>
+              <w:rPr>
+                <w:rFonts w:ascii="游ゴシック" w:eastAsia="游ゴシック" w:hAnsi="游ゴシック" w:hint="eastAsia"/>
+                <w:sz w:val="20"/>
+              </w:rPr>
+              <w:t>O</w:t>
+            </w:r>
+            <w:r>
+              <w:rPr>
+                <w:rFonts w:ascii="游ゴシック" w:eastAsia="游ゴシック" w:hAnsi="游ゴシック"/>
+                <w:sz w:val="20"/>
+              </w:rPr>
+              <w:t>K</w:t>
+            </w:r>
           </w:p>
         </w:tc>
         <w:tc>
@@ -4448,6 +5289,20 @@
                 <w:sz w:val="20"/>
               </w:rPr>
             </w:pPr>
+            <w:r>
+              <w:rPr>
+                <w:rFonts w:ascii="游ゴシック" w:eastAsia="游ゴシック" w:hAnsi="游ゴシック" w:hint="eastAsia"/>
+                <w:sz w:val="20"/>
+              </w:rPr>
+              <w:t>8</w:t>
+            </w:r>
+            <w:r>
+              <w:rPr>
+                <w:rFonts w:ascii="游ゴシック" w:eastAsia="游ゴシック" w:hAnsi="游ゴシック"/>
+                <w:sz w:val="20"/>
+              </w:rPr>
+              <w:t>/28</w:t>
+            </w:r>
           </w:p>
         </w:tc>
         <w:tc>
@@ -4464,6 +5319,20 @@
                 <w:sz w:val="20"/>
               </w:rPr>
             </w:pPr>
+            <w:r>
+              <w:rPr>
+                <w:rFonts w:ascii="游ゴシック" w:eastAsia="游ゴシック" w:hAnsi="游ゴシック" w:hint="eastAsia"/>
+                <w:sz w:val="20"/>
+              </w:rPr>
+              <w:t>O</w:t>
+            </w:r>
+            <w:r>
+              <w:rPr>
+                <w:rFonts w:ascii="游ゴシック" w:eastAsia="游ゴシック" w:hAnsi="游ゴシック"/>
+                <w:sz w:val="20"/>
+              </w:rPr>
+              <w:t>K</w:t>
+            </w:r>
           </w:p>
         </w:tc>
         <w:tc>
@@ -4590,6 +5459,20 @@
                 <w:sz w:val="20"/>
               </w:rPr>
             </w:pPr>
+            <w:r>
+              <w:rPr>
+                <w:rFonts w:ascii="游ゴシック" w:eastAsia="游ゴシック" w:hAnsi="游ゴシック" w:hint="eastAsia"/>
+                <w:sz w:val="20"/>
+              </w:rPr>
+              <w:t>8</w:t>
+            </w:r>
+            <w:r>
+              <w:rPr>
+                <w:rFonts w:ascii="游ゴシック" w:eastAsia="游ゴシック" w:hAnsi="游ゴシック"/>
+                <w:sz w:val="20"/>
+              </w:rPr>
+              <w:t>/28</w:t>
+            </w:r>
           </w:p>
         </w:tc>
         <w:tc>
@@ -4606,6 +5489,20 @@
                 <w:sz w:val="20"/>
               </w:rPr>
             </w:pPr>
+            <w:r>
+              <w:rPr>
+                <w:rFonts w:ascii="游ゴシック" w:eastAsia="游ゴシック" w:hAnsi="游ゴシック" w:hint="eastAsia"/>
+                <w:sz w:val="20"/>
+              </w:rPr>
+              <w:t>O</w:t>
+            </w:r>
+            <w:r>
+              <w:rPr>
+                <w:rFonts w:ascii="游ゴシック" w:eastAsia="游ゴシック" w:hAnsi="游ゴシック"/>
+                <w:sz w:val="20"/>
+              </w:rPr>
+              <w:t>K</w:t>
+            </w:r>
           </w:p>
         </w:tc>
         <w:tc>
@@ -4733,6 +5630,20 @@
                 <w:sz w:val="20"/>
               </w:rPr>
             </w:pPr>
+            <w:r>
+              <w:rPr>
+                <w:rFonts w:ascii="游ゴシック" w:eastAsia="游ゴシック" w:hAnsi="游ゴシック" w:hint="eastAsia"/>
+                <w:sz w:val="20"/>
+              </w:rPr>
+              <w:t>8</w:t>
+            </w:r>
+            <w:r>
+              <w:rPr>
+                <w:rFonts w:ascii="游ゴシック" w:eastAsia="游ゴシック" w:hAnsi="游ゴシック"/>
+                <w:sz w:val="20"/>
+              </w:rPr>
+              <w:t>/28</w:t>
+            </w:r>
           </w:p>
         </w:tc>
         <w:tc>
@@ -4749,6 +5660,20 @@
                 <w:sz w:val="20"/>
               </w:rPr>
             </w:pPr>
+            <w:r>
+              <w:rPr>
+                <w:rFonts w:ascii="游ゴシック" w:eastAsia="游ゴシック" w:hAnsi="游ゴシック" w:hint="eastAsia"/>
+                <w:sz w:val="20"/>
+              </w:rPr>
+              <w:t>O</w:t>
+            </w:r>
+            <w:r>
+              <w:rPr>
+                <w:rFonts w:ascii="游ゴシック" w:eastAsia="游ゴシック" w:hAnsi="游ゴシック"/>
+                <w:sz w:val="20"/>
+              </w:rPr>
+              <w:t>K</w:t>
+            </w:r>
           </w:p>
         </w:tc>
         <w:tc>
@@ -4896,6 +5821,20 @@
                 <w:sz w:val="20"/>
               </w:rPr>
             </w:pPr>
+            <w:r>
+              <w:rPr>
+                <w:rFonts w:ascii="游ゴシック" w:eastAsia="游ゴシック" w:hAnsi="游ゴシック" w:hint="eastAsia"/>
+                <w:sz w:val="20"/>
+              </w:rPr>
+              <w:t>8</w:t>
+            </w:r>
+            <w:r>
+              <w:rPr>
+                <w:rFonts w:ascii="游ゴシック" w:eastAsia="游ゴシック" w:hAnsi="游ゴシック"/>
+                <w:sz w:val="20"/>
+              </w:rPr>
+              <w:t>/28</w:t>
+            </w:r>
           </w:p>
         </w:tc>
         <w:tc>
@@ -4912,6 +5851,20 @@
                 <w:sz w:val="20"/>
               </w:rPr>
             </w:pPr>
+            <w:r>
+              <w:rPr>
+                <w:rFonts w:ascii="游ゴシック" w:eastAsia="游ゴシック" w:hAnsi="游ゴシック" w:hint="eastAsia"/>
+                <w:sz w:val="20"/>
+              </w:rPr>
+              <w:t>O</w:t>
+            </w:r>
+            <w:r>
+              <w:rPr>
+                <w:rFonts w:ascii="游ゴシック" w:eastAsia="游ゴシック" w:hAnsi="游ゴシック"/>
+                <w:sz w:val="20"/>
+              </w:rPr>
+              <w:t>K</w:t>
+            </w:r>
           </w:p>
         </w:tc>
         <w:tc>
@@ -5059,6 +6012,20 @@
                 <w:sz w:val="20"/>
               </w:rPr>
             </w:pPr>
+            <w:r>
+              <w:rPr>
+                <w:rFonts w:ascii="游ゴシック" w:eastAsia="游ゴシック" w:hAnsi="游ゴシック" w:hint="eastAsia"/>
+                <w:sz w:val="20"/>
+              </w:rPr>
+              <w:t>8</w:t>
+            </w:r>
+            <w:r>
+              <w:rPr>
+                <w:rFonts w:ascii="游ゴシック" w:eastAsia="游ゴシック" w:hAnsi="游ゴシック"/>
+                <w:sz w:val="20"/>
+              </w:rPr>
+              <w:t>/28</w:t>
+            </w:r>
           </w:p>
         </w:tc>
         <w:tc>
@@ -5075,6 +6042,20 @@
                 <w:sz w:val="20"/>
               </w:rPr>
             </w:pPr>
+            <w:r>
+              <w:rPr>
+                <w:rFonts w:ascii="游ゴシック" w:eastAsia="游ゴシック" w:hAnsi="游ゴシック" w:hint="eastAsia"/>
+                <w:sz w:val="20"/>
+              </w:rPr>
+              <w:t>O</w:t>
+            </w:r>
+            <w:r>
+              <w:rPr>
+                <w:rFonts w:ascii="游ゴシック" w:eastAsia="游ゴシック" w:hAnsi="游ゴシック"/>
+                <w:sz w:val="20"/>
+              </w:rPr>
+              <w:t>K</w:t>
+            </w:r>
           </w:p>
         </w:tc>
         <w:tc>
@@ -5222,6 +6203,20 @@
                 <w:sz w:val="20"/>
               </w:rPr>
             </w:pPr>
+            <w:r>
+              <w:rPr>
+                <w:rFonts w:ascii="游ゴシック" w:eastAsia="游ゴシック" w:hAnsi="游ゴシック" w:hint="eastAsia"/>
+                <w:sz w:val="20"/>
+              </w:rPr>
+              <w:t>8</w:t>
+            </w:r>
+            <w:r>
+              <w:rPr>
+                <w:rFonts w:ascii="游ゴシック" w:eastAsia="游ゴシック" w:hAnsi="游ゴシック"/>
+                <w:sz w:val="20"/>
+              </w:rPr>
+              <w:t>/28</w:t>
+            </w:r>
           </w:p>
         </w:tc>
         <w:tc>
@@ -5238,6 +6233,20 @@
                 <w:sz w:val="20"/>
               </w:rPr>
             </w:pPr>
+            <w:r>
+              <w:rPr>
+                <w:rFonts w:ascii="游ゴシック" w:eastAsia="游ゴシック" w:hAnsi="游ゴシック" w:hint="eastAsia"/>
+                <w:sz w:val="20"/>
+              </w:rPr>
+              <w:t>O</w:t>
+            </w:r>
+            <w:r>
+              <w:rPr>
+                <w:rFonts w:ascii="游ゴシック" w:eastAsia="游ゴシック" w:hAnsi="游ゴシック"/>
+                <w:sz w:val="20"/>
+              </w:rPr>
+              <w:t>K</w:t>
+            </w:r>
           </w:p>
         </w:tc>
         <w:tc>
@@ -5371,6 +6380,20 @@
                 <w:sz w:val="20"/>
               </w:rPr>
             </w:pPr>
+            <w:r>
+              <w:rPr>
+                <w:rFonts w:ascii="游ゴシック" w:eastAsia="游ゴシック" w:hAnsi="游ゴシック" w:hint="eastAsia"/>
+                <w:sz w:val="20"/>
+              </w:rPr>
+              <w:t>8</w:t>
+            </w:r>
+            <w:r>
+              <w:rPr>
+                <w:rFonts w:ascii="游ゴシック" w:eastAsia="游ゴシック" w:hAnsi="游ゴシック"/>
+                <w:sz w:val="20"/>
+              </w:rPr>
+              <w:t>/28</w:t>
+            </w:r>
           </w:p>
         </w:tc>
         <w:tc>
@@ -5387,6 +6410,20 @@
                 <w:sz w:val="20"/>
               </w:rPr>
             </w:pPr>
+            <w:r>
+              <w:rPr>
+                <w:rFonts w:ascii="游ゴシック" w:eastAsia="游ゴシック" w:hAnsi="游ゴシック" w:hint="eastAsia"/>
+                <w:sz w:val="20"/>
+              </w:rPr>
+              <w:t>O</w:t>
+            </w:r>
+            <w:r>
+              <w:rPr>
+                <w:rFonts w:ascii="游ゴシック" w:eastAsia="游ゴシック" w:hAnsi="游ゴシック"/>
+                <w:sz w:val="20"/>
+              </w:rPr>
+              <w:t>K</w:t>
+            </w:r>
           </w:p>
         </w:tc>
         <w:tc>
@@ -5520,6 +6557,20 @@
                 <w:sz w:val="20"/>
               </w:rPr>
             </w:pPr>
+            <w:r>
+              <w:rPr>
+                <w:rFonts w:ascii="游ゴシック" w:eastAsia="游ゴシック" w:hAnsi="游ゴシック" w:hint="eastAsia"/>
+                <w:sz w:val="20"/>
+              </w:rPr>
+              <w:t>8</w:t>
+            </w:r>
+            <w:r>
+              <w:rPr>
+                <w:rFonts w:ascii="游ゴシック" w:eastAsia="游ゴシック" w:hAnsi="游ゴシック"/>
+                <w:sz w:val="20"/>
+              </w:rPr>
+              <w:t>/28</w:t>
+            </w:r>
           </w:p>
         </w:tc>
         <w:tc>
@@ -5536,6 +6587,20 @@
                 <w:sz w:val="20"/>
               </w:rPr>
             </w:pPr>
+            <w:r>
+              <w:rPr>
+                <w:rFonts w:ascii="游ゴシック" w:eastAsia="游ゴシック" w:hAnsi="游ゴシック" w:hint="eastAsia"/>
+                <w:sz w:val="20"/>
+              </w:rPr>
+              <w:t>O</w:t>
+            </w:r>
+            <w:r>
+              <w:rPr>
+                <w:rFonts w:ascii="游ゴシック" w:eastAsia="游ゴシック" w:hAnsi="游ゴシック"/>
+                <w:sz w:val="20"/>
+              </w:rPr>
+              <w:t>K</w:t>
+            </w:r>
           </w:p>
         </w:tc>
         <w:tc>
@@ -5669,6 +6734,20 @@
                 <w:sz w:val="20"/>
               </w:rPr>
             </w:pPr>
+            <w:r>
+              <w:rPr>
+                <w:rFonts w:ascii="游ゴシック" w:eastAsia="游ゴシック" w:hAnsi="游ゴシック" w:hint="eastAsia"/>
+                <w:sz w:val="20"/>
+              </w:rPr>
+              <w:t>8</w:t>
+            </w:r>
+            <w:r>
+              <w:rPr>
+                <w:rFonts w:ascii="游ゴシック" w:eastAsia="游ゴシック" w:hAnsi="游ゴシック"/>
+                <w:sz w:val="20"/>
+              </w:rPr>
+              <w:t>/28</w:t>
+            </w:r>
           </w:p>
         </w:tc>
         <w:tc>
@@ -5685,6 +6764,20 @@
                 <w:sz w:val="20"/>
               </w:rPr>
             </w:pPr>
+            <w:r>
+              <w:rPr>
+                <w:rFonts w:ascii="游ゴシック" w:eastAsia="游ゴシック" w:hAnsi="游ゴシック" w:hint="eastAsia"/>
+                <w:sz w:val="20"/>
+              </w:rPr>
+              <w:t>O</w:t>
+            </w:r>
+            <w:r>
+              <w:rPr>
+                <w:rFonts w:ascii="游ゴシック" w:eastAsia="游ゴシック" w:hAnsi="游ゴシック"/>
+                <w:sz w:val="20"/>
+              </w:rPr>
+              <w:t>K</w:t>
+            </w:r>
           </w:p>
         </w:tc>
         <w:tc>
@@ -5818,6 +6911,20 @@
                 <w:sz w:val="20"/>
               </w:rPr>
             </w:pPr>
+            <w:r>
+              <w:rPr>
+                <w:rFonts w:ascii="游ゴシック" w:eastAsia="游ゴシック" w:hAnsi="游ゴシック" w:hint="eastAsia"/>
+                <w:sz w:val="20"/>
+              </w:rPr>
+              <w:t>8</w:t>
+            </w:r>
+            <w:r>
+              <w:rPr>
+                <w:rFonts w:ascii="游ゴシック" w:eastAsia="游ゴシック" w:hAnsi="游ゴシック"/>
+                <w:sz w:val="20"/>
+              </w:rPr>
+              <w:t>/28</w:t>
+            </w:r>
           </w:p>
         </w:tc>
         <w:tc>
@@ -5834,6 +6941,20 @@
                 <w:sz w:val="20"/>
               </w:rPr>
             </w:pPr>
+            <w:r>
+              <w:rPr>
+                <w:rFonts w:ascii="游ゴシック" w:eastAsia="游ゴシック" w:hAnsi="游ゴシック" w:hint="eastAsia"/>
+                <w:sz w:val="20"/>
+              </w:rPr>
+              <w:t>O</w:t>
+            </w:r>
+            <w:r>
+              <w:rPr>
+                <w:rFonts w:ascii="游ゴシック" w:eastAsia="游ゴシック" w:hAnsi="游ゴシック"/>
+                <w:sz w:val="20"/>
+              </w:rPr>
+              <w:t>K</w:t>
+            </w:r>
           </w:p>
         </w:tc>
         <w:tc>
@@ -5981,6 +7102,20 @@
                 <w:sz w:val="20"/>
               </w:rPr>
             </w:pPr>
+            <w:r>
+              <w:rPr>
+                <w:rFonts w:ascii="游ゴシック" w:eastAsia="游ゴシック" w:hAnsi="游ゴシック" w:hint="eastAsia"/>
+                <w:sz w:val="20"/>
+              </w:rPr>
+              <w:t>8</w:t>
+            </w:r>
+            <w:r>
+              <w:rPr>
+                <w:rFonts w:ascii="游ゴシック" w:eastAsia="游ゴシック" w:hAnsi="游ゴシック"/>
+                <w:sz w:val="20"/>
+              </w:rPr>
+              <w:t>/28</w:t>
+            </w:r>
           </w:p>
         </w:tc>
         <w:tc>
@@ -5997,6 +7132,20 @@
                 <w:sz w:val="20"/>
               </w:rPr>
             </w:pPr>
+            <w:r>
+              <w:rPr>
+                <w:rFonts w:ascii="游ゴシック" w:eastAsia="游ゴシック" w:hAnsi="游ゴシック" w:hint="eastAsia"/>
+                <w:sz w:val="20"/>
+              </w:rPr>
+              <w:t>O</w:t>
+            </w:r>
+            <w:r>
+              <w:rPr>
+                <w:rFonts w:ascii="游ゴシック" w:eastAsia="游ゴシック" w:hAnsi="游ゴシック"/>
+                <w:sz w:val="20"/>
+              </w:rPr>
+              <w:t>K</w:t>
+            </w:r>
           </w:p>
         </w:tc>
         <w:tc>
@@ -6145,6 +7294,20 @@
                 <w:sz w:val="20"/>
               </w:rPr>
             </w:pPr>
+            <w:r>
+              <w:rPr>
+                <w:rFonts w:ascii="游ゴシック" w:eastAsia="游ゴシック" w:hAnsi="游ゴシック" w:hint="eastAsia"/>
+                <w:sz w:val="20"/>
+              </w:rPr>
+              <w:t>8</w:t>
+            </w:r>
+            <w:r>
+              <w:rPr>
+                <w:rFonts w:ascii="游ゴシック" w:eastAsia="游ゴシック" w:hAnsi="游ゴシック"/>
+                <w:sz w:val="20"/>
+              </w:rPr>
+              <w:t>/28</w:t>
+            </w:r>
           </w:p>
         </w:tc>
         <w:tc>
@@ -6161,6 +7324,20 @@
                 <w:sz w:val="20"/>
               </w:rPr>
             </w:pPr>
+            <w:r>
+              <w:rPr>
+                <w:rFonts w:ascii="游ゴシック" w:eastAsia="游ゴシック" w:hAnsi="游ゴシック" w:hint="eastAsia"/>
+                <w:sz w:val="20"/>
+              </w:rPr>
+              <w:t>O</w:t>
+            </w:r>
+            <w:r>
+              <w:rPr>
+                <w:rFonts w:ascii="游ゴシック" w:eastAsia="游ゴシック" w:hAnsi="游ゴシック"/>
+                <w:sz w:val="20"/>
+              </w:rPr>
+              <w:t>K</w:t>
+            </w:r>
           </w:p>
         </w:tc>
         <w:tc>
@@ -6308,6 +7485,20 @@
                 <w:sz w:val="20"/>
               </w:rPr>
             </w:pPr>
+            <w:r>
+              <w:rPr>
+                <w:rFonts w:ascii="游ゴシック" w:eastAsia="游ゴシック" w:hAnsi="游ゴシック" w:hint="eastAsia"/>
+                <w:sz w:val="20"/>
+              </w:rPr>
+              <w:t>0</w:t>
+            </w:r>
+            <w:r>
+              <w:rPr>
+                <w:rFonts w:ascii="游ゴシック" w:eastAsia="游ゴシック" w:hAnsi="游ゴシック"/>
+                <w:sz w:val="20"/>
+              </w:rPr>
+              <w:t>8/27</w:t>
+            </w:r>
           </w:p>
         </w:tc>
         <w:tc>
@@ -6324,6 +7515,20 @@
                 <w:sz w:val="20"/>
               </w:rPr>
             </w:pPr>
+            <w:r>
+              <w:rPr>
+                <w:rFonts w:ascii="游ゴシック" w:eastAsia="游ゴシック" w:hAnsi="游ゴシック" w:hint="eastAsia"/>
+                <w:sz w:val="20"/>
+              </w:rPr>
+              <w:t>O</w:t>
+            </w:r>
+            <w:r>
+              <w:rPr>
+                <w:rFonts w:ascii="游ゴシック" w:eastAsia="游ゴシック" w:hAnsi="游ゴシック"/>
+                <w:sz w:val="20"/>
+              </w:rPr>
+              <w:t>K</w:t>
+            </w:r>
           </w:p>
         </w:tc>
         <w:tc>
@@ -6457,6 +7662,20 @@
                 <w:sz w:val="20"/>
               </w:rPr>
             </w:pPr>
+            <w:r>
+              <w:rPr>
+                <w:rFonts w:ascii="游ゴシック" w:eastAsia="游ゴシック" w:hAnsi="游ゴシック" w:hint="eastAsia"/>
+                <w:sz w:val="20"/>
+              </w:rPr>
+              <w:t>0</w:t>
+            </w:r>
+            <w:r>
+              <w:rPr>
+                <w:rFonts w:ascii="游ゴシック" w:eastAsia="游ゴシック" w:hAnsi="游ゴシック"/>
+                <w:sz w:val="20"/>
+              </w:rPr>
+              <w:t>8/27</w:t>
+            </w:r>
           </w:p>
         </w:tc>
         <w:tc>
@@ -6473,6 +7692,20 @@
                 <w:sz w:val="20"/>
               </w:rPr>
             </w:pPr>
+            <w:r>
+              <w:rPr>
+                <w:rFonts w:ascii="游ゴシック" w:eastAsia="游ゴシック" w:hAnsi="游ゴシック" w:hint="eastAsia"/>
+                <w:sz w:val="20"/>
+              </w:rPr>
+              <w:t>O</w:t>
+            </w:r>
+            <w:r>
+              <w:rPr>
+                <w:rFonts w:ascii="游ゴシック" w:eastAsia="游ゴシック" w:hAnsi="游ゴシック"/>
+                <w:sz w:val="20"/>
+              </w:rPr>
+              <w:t>K</w:t>
+            </w:r>
           </w:p>
         </w:tc>
         <w:tc>
@@ -6606,6 +7839,20 @@
                 <w:sz w:val="20"/>
               </w:rPr>
             </w:pPr>
+            <w:r>
+              <w:rPr>
+                <w:rFonts w:ascii="游ゴシック" w:eastAsia="游ゴシック" w:hAnsi="游ゴシック" w:hint="eastAsia"/>
+                <w:sz w:val="20"/>
+              </w:rPr>
+              <w:t>0</w:t>
+            </w:r>
+            <w:r>
+              <w:rPr>
+                <w:rFonts w:ascii="游ゴシック" w:eastAsia="游ゴシック" w:hAnsi="游ゴシック"/>
+                <w:sz w:val="20"/>
+              </w:rPr>
+              <w:t>8/27</w:t>
+            </w:r>
           </w:p>
         </w:tc>
         <w:tc>
@@ -6622,6 +7869,20 @@
                 <w:sz w:val="20"/>
               </w:rPr>
             </w:pPr>
+            <w:r>
+              <w:rPr>
+                <w:rFonts w:ascii="游ゴシック" w:eastAsia="游ゴシック" w:hAnsi="游ゴシック" w:hint="eastAsia"/>
+                <w:sz w:val="20"/>
+              </w:rPr>
+              <w:t>O</w:t>
+            </w:r>
+            <w:r>
+              <w:rPr>
+                <w:rFonts w:ascii="游ゴシック" w:eastAsia="游ゴシック" w:hAnsi="游ゴシック"/>
+                <w:sz w:val="20"/>
+              </w:rPr>
+              <w:t>K</w:t>
+            </w:r>
           </w:p>
         </w:tc>
         <w:tc>
@@ -6755,6 +8016,20 @@
                 <w:sz w:val="20"/>
               </w:rPr>
             </w:pPr>
+            <w:r>
+              <w:rPr>
+                <w:rFonts w:ascii="游ゴシック" w:eastAsia="游ゴシック" w:hAnsi="游ゴシック" w:hint="eastAsia"/>
+                <w:sz w:val="20"/>
+              </w:rPr>
+              <w:t>0</w:t>
+            </w:r>
+            <w:r>
+              <w:rPr>
+                <w:rFonts w:ascii="游ゴシック" w:eastAsia="游ゴシック" w:hAnsi="游ゴシック"/>
+                <w:sz w:val="20"/>
+              </w:rPr>
+              <w:t>8/27</w:t>
+            </w:r>
           </w:p>
         </w:tc>
         <w:tc>
@@ -6771,6 +8046,20 @@
                 <w:sz w:val="20"/>
               </w:rPr>
             </w:pPr>
+            <w:r>
+              <w:rPr>
+                <w:rFonts w:ascii="游ゴシック" w:eastAsia="游ゴシック" w:hAnsi="游ゴシック" w:hint="eastAsia"/>
+                <w:sz w:val="20"/>
+              </w:rPr>
+              <w:t>O</w:t>
+            </w:r>
+            <w:r>
+              <w:rPr>
+                <w:rFonts w:ascii="游ゴシック" w:eastAsia="游ゴシック" w:hAnsi="游ゴシック"/>
+                <w:sz w:val="20"/>
+              </w:rPr>
+              <w:t>K</w:t>
+            </w:r>
           </w:p>
         </w:tc>
         <w:tc>
@@ -6904,6 +8193,20 @@
                 <w:sz w:val="20"/>
               </w:rPr>
             </w:pPr>
+            <w:r>
+              <w:rPr>
+                <w:rFonts w:ascii="游ゴシック" w:eastAsia="游ゴシック" w:hAnsi="游ゴシック" w:hint="eastAsia"/>
+                <w:sz w:val="20"/>
+              </w:rPr>
+              <w:t>0</w:t>
+            </w:r>
+            <w:r>
+              <w:rPr>
+                <w:rFonts w:ascii="游ゴシック" w:eastAsia="游ゴシック" w:hAnsi="游ゴシック"/>
+                <w:sz w:val="20"/>
+              </w:rPr>
+              <w:t>8/27</w:t>
+            </w:r>
           </w:p>
         </w:tc>
         <w:tc>
@@ -6920,6 +8223,20 @@
                 <w:sz w:val="20"/>
               </w:rPr>
             </w:pPr>
+            <w:r>
+              <w:rPr>
+                <w:rFonts w:ascii="游ゴシック" w:eastAsia="游ゴシック" w:hAnsi="游ゴシック" w:hint="eastAsia"/>
+                <w:sz w:val="20"/>
+              </w:rPr>
+              <w:t>O</w:t>
+            </w:r>
+            <w:r>
+              <w:rPr>
+                <w:rFonts w:ascii="游ゴシック" w:eastAsia="游ゴシック" w:hAnsi="游ゴシック"/>
+                <w:sz w:val="20"/>
+              </w:rPr>
+              <w:t>K</w:t>
+            </w:r>
           </w:p>
         </w:tc>
         <w:tc>
@@ -7053,6 +8370,20 @@
                 <w:sz w:val="20"/>
               </w:rPr>
             </w:pPr>
+            <w:r>
+              <w:rPr>
+                <w:rFonts w:ascii="游ゴシック" w:eastAsia="游ゴシック" w:hAnsi="游ゴシック" w:hint="eastAsia"/>
+                <w:sz w:val="20"/>
+              </w:rPr>
+              <w:t>0</w:t>
+            </w:r>
+            <w:r>
+              <w:rPr>
+                <w:rFonts w:ascii="游ゴシック" w:eastAsia="游ゴシック" w:hAnsi="游ゴシック"/>
+                <w:sz w:val="20"/>
+              </w:rPr>
+              <w:t>8/27</w:t>
+            </w:r>
           </w:p>
         </w:tc>
         <w:tc>
@@ -7069,6 +8400,20 @@
                 <w:sz w:val="20"/>
               </w:rPr>
             </w:pPr>
+            <w:r>
+              <w:rPr>
+                <w:rFonts w:ascii="游ゴシック" w:eastAsia="游ゴシック" w:hAnsi="游ゴシック" w:hint="eastAsia"/>
+                <w:sz w:val="20"/>
+              </w:rPr>
+              <w:t>O</w:t>
+            </w:r>
+            <w:r>
+              <w:rPr>
+                <w:rFonts w:ascii="游ゴシック" w:eastAsia="游ゴシック" w:hAnsi="游ゴシック"/>
+                <w:sz w:val="20"/>
+              </w:rPr>
+              <w:t>K</w:t>
+            </w:r>
           </w:p>
         </w:tc>
         <w:tc>
@@ -7202,6 +8547,20 @@
                 <w:sz w:val="20"/>
               </w:rPr>
             </w:pPr>
+            <w:r>
+              <w:rPr>
+                <w:rFonts w:ascii="游ゴシック" w:eastAsia="游ゴシック" w:hAnsi="游ゴシック" w:hint="eastAsia"/>
+                <w:sz w:val="20"/>
+              </w:rPr>
+              <w:t>8</w:t>
+            </w:r>
+            <w:r>
+              <w:rPr>
+                <w:rFonts w:ascii="游ゴシック" w:eastAsia="游ゴシック" w:hAnsi="游ゴシック"/>
+                <w:sz w:val="20"/>
+              </w:rPr>
+              <w:t>/28</w:t>
+            </w:r>
           </w:p>
         </w:tc>
         <w:tc>
@@ -7218,6 +8577,20 @@
                 <w:sz w:val="20"/>
               </w:rPr>
             </w:pPr>
+            <w:r>
+              <w:rPr>
+                <w:rFonts w:ascii="游ゴシック" w:eastAsia="游ゴシック" w:hAnsi="游ゴシック" w:hint="eastAsia"/>
+                <w:sz w:val="20"/>
+              </w:rPr>
+              <w:t>O</w:t>
+            </w:r>
+            <w:r>
+              <w:rPr>
+                <w:rFonts w:ascii="游ゴシック" w:eastAsia="游ゴシック" w:hAnsi="游ゴシック"/>
+                <w:sz w:val="20"/>
+              </w:rPr>
+              <w:t>K</w:t>
+            </w:r>
           </w:p>
         </w:tc>
         <w:tc>
@@ -7351,6 +8724,20 @@
                 <w:sz w:val="20"/>
               </w:rPr>
             </w:pPr>
+            <w:r>
+              <w:rPr>
+                <w:rFonts w:ascii="游ゴシック" w:eastAsia="游ゴシック" w:hAnsi="游ゴシック" w:hint="eastAsia"/>
+                <w:sz w:val="20"/>
+              </w:rPr>
+              <w:t>8</w:t>
+            </w:r>
+            <w:r>
+              <w:rPr>
+                <w:rFonts w:ascii="游ゴシック" w:eastAsia="游ゴシック" w:hAnsi="游ゴシック"/>
+                <w:sz w:val="20"/>
+              </w:rPr>
+              <w:t>/28</w:t>
+            </w:r>
           </w:p>
         </w:tc>
         <w:tc>
@@ -7367,6 +8754,20 @@
                 <w:sz w:val="20"/>
               </w:rPr>
             </w:pPr>
+            <w:r>
+              <w:rPr>
+                <w:rFonts w:ascii="游ゴシック" w:eastAsia="游ゴシック" w:hAnsi="游ゴシック" w:hint="eastAsia"/>
+                <w:sz w:val="20"/>
+              </w:rPr>
+              <w:t>O</w:t>
+            </w:r>
+            <w:r>
+              <w:rPr>
+                <w:rFonts w:ascii="游ゴシック" w:eastAsia="游ゴシック" w:hAnsi="游ゴシック"/>
+                <w:sz w:val="20"/>
+              </w:rPr>
+              <w:t>K</w:t>
+            </w:r>
           </w:p>
         </w:tc>
         <w:tc>
@@ -7501,6 +8902,20 @@
                 <w:sz w:val="20"/>
               </w:rPr>
             </w:pPr>
+            <w:r>
+              <w:rPr>
+                <w:rFonts w:ascii="游ゴシック" w:eastAsia="游ゴシック" w:hAnsi="游ゴシック" w:hint="eastAsia"/>
+                <w:sz w:val="20"/>
+              </w:rPr>
+              <w:t>8</w:t>
+            </w:r>
+            <w:r>
+              <w:rPr>
+                <w:rFonts w:ascii="游ゴシック" w:eastAsia="游ゴシック" w:hAnsi="游ゴシック"/>
+                <w:sz w:val="20"/>
+              </w:rPr>
+              <w:t>/28</w:t>
+            </w:r>
           </w:p>
         </w:tc>
         <w:tc>
@@ -7517,6 +8932,20 @@
                 <w:sz w:val="20"/>
               </w:rPr>
             </w:pPr>
+            <w:r>
+              <w:rPr>
+                <w:rFonts w:ascii="游ゴシック" w:eastAsia="游ゴシック" w:hAnsi="游ゴシック" w:hint="eastAsia"/>
+                <w:sz w:val="20"/>
+              </w:rPr>
+              <w:t>O</w:t>
+            </w:r>
+            <w:r>
+              <w:rPr>
+                <w:rFonts w:ascii="游ゴシック" w:eastAsia="游ゴシック" w:hAnsi="游ゴシック"/>
+                <w:sz w:val="20"/>
+              </w:rPr>
+              <w:t>K</w:t>
+            </w:r>
           </w:p>
         </w:tc>
         <w:tc>
@@ -7650,6 +9079,20 @@
                 <w:sz w:val="20"/>
               </w:rPr>
             </w:pPr>
+            <w:r>
+              <w:rPr>
+                <w:rFonts w:ascii="游ゴシック" w:eastAsia="游ゴシック" w:hAnsi="游ゴシック" w:hint="eastAsia"/>
+                <w:sz w:val="20"/>
+              </w:rPr>
+              <w:t>8</w:t>
+            </w:r>
+            <w:r>
+              <w:rPr>
+                <w:rFonts w:ascii="游ゴシック" w:eastAsia="游ゴシック" w:hAnsi="游ゴシック"/>
+                <w:sz w:val="20"/>
+              </w:rPr>
+              <w:t>/28</w:t>
+            </w:r>
           </w:p>
         </w:tc>
         <w:tc>
@@ -7666,6 +9109,20 @@
                 <w:sz w:val="20"/>
               </w:rPr>
             </w:pPr>
+            <w:r>
+              <w:rPr>
+                <w:rFonts w:ascii="游ゴシック" w:eastAsia="游ゴシック" w:hAnsi="游ゴシック" w:hint="eastAsia"/>
+                <w:sz w:val="20"/>
+              </w:rPr>
+              <w:t>O</w:t>
+            </w:r>
+            <w:r>
+              <w:rPr>
+                <w:rFonts w:ascii="游ゴシック" w:eastAsia="游ゴシック" w:hAnsi="游ゴシック"/>
+                <w:sz w:val="20"/>
+              </w:rPr>
+              <w:t>K</w:t>
+            </w:r>
           </w:p>
         </w:tc>
         <w:tc>
@@ -7799,6 +9256,20 @@
                 <w:sz w:val="20"/>
               </w:rPr>
             </w:pPr>
+            <w:r>
+              <w:rPr>
+                <w:rFonts w:ascii="游ゴシック" w:eastAsia="游ゴシック" w:hAnsi="游ゴシック" w:hint="eastAsia"/>
+                <w:sz w:val="20"/>
+              </w:rPr>
+              <w:t>8</w:t>
+            </w:r>
+            <w:r>
+              <w:rPr>
+                <w:rFonts w:ascii="游ゴシック" w:eastAsia="游ゴシック" w:hAnsi="游ゴシック"/>
+                <w:sz w:val="20"/>
+              </w:rPr>
+              <w:t>/28</w:t>
+            </w:r>
           </w:p>
         </w:tc>
         <w:tc>
@@ -7815,6 +9286,20 @@
                 <w:sz w:val="20"/>
               </w:rPr>
             </w:pPr>
+            <w:r>
+              <w:rPr>
+                <w:rFonts w:ascii="游ゴシック" w:eastAsia="游ゴシック" w:hAnsi="游ゴシック" w:hint="eastAsia"/>
+                <w:sz w:val="20"/>
+              </w:rPr>
+              <w:t>O</w:t>
+            </w:r>
+            <w:r>
+              <w:rPr>
+                <w:rFonts w:ascii="游ゴシック" w:eastAsia="游ゴシック" w:hAnsi="游ゴシック"/>
+                <w:sz w:val="20"/>
+              </w:rPr>
+              <w:t>K</w:t>
+            </w:r>
           </w:p>
         </w:tc>
         <w:tc>
@@ -7948,6 +9433,20 @@
                 <w:sz w:val="20"/>
               </w:rPr>
             </w:pPr>
+            <w:r>
+              <w:rPr>
+                <w:rFonts w:ascii="游ゴシック" w:eastAsia="游ゴシック" w:hAnsi="游ゴシック" w:hint="eastAsia"/>
+                <w:sz w:val="20"/>
+              </w:rPr>
+              <w:t>8</w:t>
+            </w:r>
+            <w:r>
+              <w:rPr>
+                <w:rFonts w:ascii="游ゴシック" w:eastAsia="游ゴシック" w:hAnsi="游ゴシック"/>
+                <w:sz w:val="20"/>
+              </w:rPr>
+              <w:t>/28</w:t>
+            </w:r>
           </w:p>
         </w:tc>
         <w:tc>
@@ -7964,6 +9463,20 @@
                 <w:sz w:val="20"/>
               </w:rPr>
             </w:pPr>
+            <w:r>
+              <w:rPr>
+                <w:rFonts w:ascii="游ゴシック" w:eastAsia="游ゴシック" w:hAnsi="游ゴシック" w:hint="eastAsia"/>
+                <w:sz w:val="20"/>
+              </w:rPr>
+              <w:t>O</w:t>
+            </w:r>
+            <w:r>
+              <w:rPr>
+                <w:rFonts w:ascii="游ゴシック" w:eastAsia="游ゴシック" w:hAnsi="游ゴシック"/>
+                <w:sz w:val="20"/>
+              </w:rPr>
+              <w:t>K</w:t>
+            </w:r>
           </w:p>
         </w:tc>
         <w:tc>
@@ -8097,6 +9610,20 @@
                 <w:sz w:val="20"/>
               </w:rPr>
             </w:pPr>
+            <w:r>
+              <w:rPr>
+                <w:rFonts w:ascii="游ゴシック" w:eastAsia="游ゴシック" w:hAnsi="游ゴシック" w:hint="eastAsia"/>
+                <w:sz w:val="20"/>
+              </w:rPr>
+              <w:t>8</w:t>
+            </w:r>
+            <w:r>
+              <w:rPr>
+                <w:rFonts w:ascii="游ゴシック" w:eastAsia="游ゴシック" w:hAnsi="游ゴシック"/>
+                <w:sz w:val="20"/>
+              </w:rPr>
+              <w:t>/28</w:t>
+            </w:r>
           </w:p>
         </w:tc>
         <w:tc>
@@ -8113,6 +9640,20 @@
                 <w:sz w:val="20"/>
               </w:rPr>
             </w:pPr>
+            <w:r>
+              <w:rPr>
+                <w:rFonts w:ascii="游ゴシック" w:eastAsia="游ゴシック" w:hAnsi="游ゴシック" w:hint="eastAsia"/>
+                <w:sz w:val="20"/>
+              </w:rPr>
+              <w:t>O</w:t>
+            </w:r>
+            <w:r>
+              <w:rPr>
+                <w:rFonts w:ascii="游ゴシック" w:eastAsia="游ゴシック" w:hAnsi="游ゴシック"/>
+                <w:sz w:val="20"/>
+              </w:rPr>
+              <w:t>K</w:t>
+            </w:r>
           </w:p>
         </w:tc>
         <w:tc>
@@ -8246,6 +9787,20 @@
                 <w:sz w:val="20"/>
               </w:rPr>
             </w:pPr>
+            <w:r>
+              <w:rPr>
+                <w:rFonts w:ascii="游ゴシック" w:eastAsia="游ゴシック" w:hAnsi="游ゴシック" w:hint="eastAsia"/>
+                <w:sz w:val="20"/>
+              </w:rPr>
+              <w:t>8</w:t>
+            </w:r>
+            <w:r>
+              <w:rPr>
+                <w:rFonts w:ascii="游ゴシック" w:eastAsia="游ゴシック" w:hAnsi="游ゴシック"/>
+                <w:sz w:val="20"/>
+              </w:rPr>
+              <w:t>/28</w:t>
+            </w:r>
           </w:p>
         </w:tc>
         <w:tc>
@@ -8262,6 +9817,20 @@
                 <w:sz w:val="20"/>
               </w:rPr>
             </w:pPr>
+            <w:r>
+              <w:rPr>
+                <w:rFonts w:ascii="游ゴシック" w:eastAsia="游ゴシック" w:hAnsi="游ゴシック" w:hint="eastAsia"/>
+                <w:sz w:val="20"/>
+              </w:rPr>
+              <w:t>O</w:t>
+            </w:r>
+            <w:r>
+              <w:rPr>
+                <w:rFonts w:ascii="游ゴシック" w:eastAsia="游ゴシック" w:hAnsi="游ゴシック"/>
+                <w:sz w:val="20"/>
+              </w:rPr>
+              <w:t>K</w:t>
+            </w:r>
           </w:p>
         </w:tc>
         <w:tc>
@@ -8395,6 +9964,20 @@
                 <w:sz w:val="20"/>
               </w:rPr>
             </w:pPr>
+            <w:r>
+              <w:rPr>
+                <w:rFonts w:ascii="游ゴシック" w:eastAsia="游ゴシック" w:hAnsi="游ゴシック" w:hint="eastAsia"/>
+                <w:sz w:val="20"/>
+              </w:rPr>
+              <w:t>8</w:t>
+            </w:r>
+            <w:r>
+              <w:rPr>
+                <w:rFonts w:ascii="游ゴシック" w:eastAsia="游ゴシック" w:hAnsi="游ゴシック"/>
+                <w:sz w:val="20"/>
+              </w:rPr>
+              <w:t>/28</w:t>
+            </w:r>
           </w:p>
         </w:tc>
         <w:tc>
@@ -8411,6 +9994,20 @@
                 <w:sz w:val="20"/>
               </w:rPr>
             </w:pPr>
+            <w:r>
+              <w:rPr>
+                <w:rFonts w:ascii="游ゴシック" w:eastAsia="游ゴシック" w:hAnsi="游ゴシック" w:hint="eastAsia"/>
+                <w:sz w:val="20"/>
+              </w:rPr>
+              <w:t>O</w:t>
+            </w:r>
+            <w:r>
+              <w:rPr>
+                <w:rFonts w:ascii="游ゴシック" w:eastAsia="游ゴシック" w:hAnsi="游ゴシック"/>
+                <w:sz w:val="20"/>
+              </w:rPr>
+              <w:t>K</w:t>
+            </w:r>
           </w:p>
         </w:tc>
         <w:tc>
@@ -8544,6 +10141,20 @@
                 <w:sz w:val="20"/>
               </w:rPr>
             </w:pPr>
+            <w:r>
+              <w:rPr>
+                <w:rFonts w:ascii="游ゴシック" w:eastAsia="游ゴシック" w:hAnsi="游ゴシック" w:hint="eastAsia"/>
+                <w:sz w:val="20"/>
+              </w:rPr>
+              <w:t>8</w:t>
+            </w:r>
+            <w:r>
+              <w:rPr>
+                <w:rFonts w:ascii="游ゴシック" w:eastAsia="游ゴシック" w:hAnsi="游ゴシック"/>
+                <w:sz w:val="20"/>
+              </w:rPr>
+              <w:t>/28</w:t>
+            </w:r>
           </w:p>
         </w:tc>
         <w:tc>
@@ -8560,6 +10171,20 @@
                 <w:sz w:val="20"/>
               </w:rPr>
             </w:pPr>
+            <w:r>
+              <w:rPr>
+                <w:rFonts w:ascii="游ゴシック" w:eastAsia="游ゴシック" w:hAnsi="游ゴシック" w:hint="eastAsia"/>
+                <w:sz w:val="20"/>
+              </w:rPr>
+              <w:t>O</w:t>
+            </w:r>
+            <w:r>
+              <w:rPr>
+                <w:rFonts w:ascii="游ゴシック" w:eastAsia="游ゴシック" w:hAnsi="游ゴシック"/>
+                <w:sz w:val="20"/>
+              </w:rPr>
+              <w:t>K</w:t>
+            </w:r>
           </w:p>
         </w:tc>
         <w:tc>
@@ -8693,6 +10318,20 @@
                 <w:sz w:val="20"/>
               </w:rPr>
             </w:pPr>
+            <w:r>
+              <w:rPr>
+                <w:rFonts w:ascii="游ゴシック" w:eastAsia="游ゴシック" w:hAnsi="游ゴシック" w:hint="eastAsia"/>
+                <w:sz w:val="20"/>
+              </w:rPr>
+              <w:t>8</w:t>
+            </w:r>
+            <w:r>
+              <w:rPr>
+                <w:rFonts w:ascii="游ゴシック" w:eastAsia="游ゴシック" w:hAnsi="游ゴシック"/>
+                <w:sz w:val="20"/>
+              </w:rPr>
+              <w:t>/28</w:t>
+            </w:r>
           </w:p>
         </w:tc>
         <w:tc>
@@ -8709,6 +10348,20 @@
                 <w:sz w:val="20"/>
               </w:rPr>
             </w:pPr>
+            <w:r>
+              <w:rPr>
+                <w:rFonts w:ascii="游ゴシック" w:eastAsia="游ゴシック" w:hAnsi="游ゴシック" w:hint="eastAsia"/>
+                <w:sz w:val="20"/>
+              </w:rPr>
+              <w:t>O</w:t>
+            </w:r>
+            <w:r>
+              <w:rPr>
+                <w:rFonts w:ascii="游ゴシック" w:eastAsia="游ゴシック" w:hAnsi="游ゴシック"/>
+                <w:sz w:val="20"/>
+              </w:rPr>
+              <w:t>K</w:t>
+            </w:r>
           </w:p>
         </w:tc>
         <w:tc>
@@ -8843,6 +10496,20 @@
                 <w:sz w:val="20"/>
               </w:rPr>
             </w:pPr>
+            <w:r>
+              <w:rPr>
+                <w:rFonts w:ascii="游ゴシック" w:eastAsia="游ゴシック" w:hAnsi="游ゴシック" w:hint="eastAsia"/>
+                <w:sz w:val="20"/>
+              </w:rPr>
+              <w:t>8</w:t>
+            </w:r>
+            <w:r>
+              <w:rPr>
+                <w:rFonts w:ascii="游ゴシック" w:eastAsia="游ゴシック" w:hAnsi="游ゴシック"/>
+                <w:sz w:val="20"/>
+              </w:rPr>
+              <w:t>/28</w:t>
+            </w:r>
           </w:p>
         </w:tc>
         <w:tc>
@@ -8859,6 +10526,20 @@
                 <w:sz w:val="20"/>
               </w:rPr>
             </w:pPr>
+            <w:r>
+              <w:rPr>
+                <w:rFonts w:ascii="游ゴシック" w:eastAsia="游ゴシック" w:hAnsi="游ゴシック" w:hint="eastAsia"/>
+                <w:sz w:val="20"/>
+              </w:rPr>
+              <w:t>O</w:t>
+            </w:r>
+            <w:r>
+              <w:rPr>
+                <w:rFonts w:ascii="游ゴシック" w:eastAsia="游ゴシック" w:hAnsi="游ゴシック"/>
+                <w:sz w:val="20"/>
+              </w:rPr>
+              <w:t>K</w:t>
+            </w:r>
           </w:p>
         </w:tc>
         <w:tc>
@@ -9014,6 +10695,27 @@
                 <w:sz w:val="20"/>
               </w:rPr>
             </w:pPr>
+            <w:r>
+              <w:rPr>
+                <w:rFonts w:ascii="游ゴシック" w:eastAsia="游ゴシック" w:hAnsi="游ゴシック" w:hint="eastAsia"/>
+                <w:sz w:val="20"/>
+              </w:rPr>
+              <w:t>0</w:t>
+            </w:r>
+            <w:r>
+              <w:rPr>
+                <w:rFonts w:ascii="游ゴシック" w:eastAsia="游ゴシック" w:hAnsi="游ゴシック"/>
+                <w:sz w:val="20"/>
+              </w:rPr>
+              <w:t>8</w:t>
+            </w:r>
+            <w:r>
+              <w:rPr>
+                <w:rFonts w:ascii="游ゴシック" w:eastAsia="游ゴシック" w:hAnsi="游ゴシック"/>
+                <w:sz w:val="20"/>
+              </w:rPr>
+              <w:t>/27</w:t>
+            </w:r>
           </w:p>
         </w:tc>
         <w:tc>
@@ -9030,6 +10732,20 @@
                 <w:sz w:val="20"/>
               </w:rPr>
             </w:pPr>
+            <w:r>
+              <w:rPr>
+                <w:rFonts w:ascii="游ゴシック" w:eastAsia="游ゴシック" w:hAnsi="游ゴシック" w:hint="eastAsia"/>
+                <w:sz w:val="20"/>
+              </w:rPr>
+              <w:t>O</w:t>
+            </w:r>
+            <w:r>
+              <w:rPr>
+                <w:rFonts w:ascii="游ゴシック" w:eastAsia="游ゴシック" w:hAnsi="游ゴシック"/>
+                <w:sz w:val="20"/>
+              </w:rPr>
+              <w:t>K</w:t>
+            </w:r>
           </w:p>
         </w:tc>
         <w:tc>
@@ -9134,6 +10850,20 @@
                 <w:sz w:val="20"/>
               </w:rPr>
             </w:pPr>
+            <w:r>
+              <w:rPr>
+                <w:rFonts w:ascii="游ゴシック" w:eastAsia="游ゴシック" w:hAnsi="游ゴシック" w:hint="eastAsia"/>
+                <w:sz w:val="20"/>
+              </w:rPr>
+              <w:t>0</w:t>
+            </w:r>
+            <w:r>
+              <w:rPr>
+                <w:rFonts w:ascii="游ゴシック" w:eastAsia="游ゴシック" w:hAnsi="游ゴシック"/>
+                <w:sz w:val="20"/>
+              </w:rPr>
+              <w:t>8/27</w:t>
+            </w:r>
           </w:p>
         </w:tc>
         <w:tc>
@@ -9150,6 +10880,20 @@
                 <w:sz w:val="20"/>
               </w:rPr>
             </w:pPr>
+            <w:r>
+              <w:rPr>
+                <w:rFonts w:ascii="游ゴシック" w:eastAsia="游ゴシック" w:hAnsi="游ゴシック" w:hint="eastAsia"/>
+                <w:sz w:val="20"/>
+              </w:rPr>
+              <w:t>O</w:t>
+            </w:r>
+            <w:r>
+              <w:rPr>
+                <w:rFonts w:ascii="游ゴシック" w:eastAsia="游ゴシック" w:hAnsi="游ゴシック"/>
+                <w:sz w:val="20"/>
+              </w:rPr>
+              <w:t>K</w:t>
+            </w:r>
           </w:p>
         </w:tc>
         <w:tc>
@@ -9254,6 +10998,20 @@
                 <w:sz w:val="20"/>
               </w:rPr>
             </w:pPr>
+            <w:r>
+              <w:rPr>
+                <w:rFonts w:ascii="游ゴシック" w:eastAsia="游ゴシック" w:hAnsi="游ゴシック" w:hint="eastAsia"/>
+                <w:sz w:val="20"/>
+              </w:rPr>
+              <w:t>0</w:t>
+            </w:r>
+            <w:r>
+              <w:rPr>
+                <w:rFonts w:ascii="游ゴシック" w:eastAsia="游ゴシック" w:hAnsi="游ゴシック"/>
+                <w:sz w:val="20"/>
+              </w:rPr>
+              <w:t>8/27</w:t>
+            </w:r>
           </w:p>
         </w:tc>
         <w:tc>
@@ -9270,6 +11028,20 @@
                 <w:sz w:val="20"/>
               </w:rPr>
             </w:pPr>
+            <w:r>
+              <w:rPr>
+                <w:rFonts w:ascii="游ゴシック" w:eastAsia="游ゴシック" w:hAnsi="游ゴシック" w:hint="eastAsia"/>
+                <w:sz w:val="20"/>
+              </w:rPr>
+              <w:t>O</w:t>
+            </w:r>
+            <w:r>
+              <w:rPr>
+                <w:rFonts w:ascii="游ゴシック" w:eastAsia="游ゴシック" w:hAnsi="游ゴシック"/>
+                <w:sz w:val="20"/>
+              </w:rPr>
+              <w:t>K</w:t>
+            </w:r>
           </w:p>
         </w:tc>
         <w:tc>
@@ -9374,6 +11146,20 @@
                 <w:sz w:val="20"/>
               </w:rPr>
             </w:pPr>
+            <w:r>
+              <w:rPr>
+                <w:rFonts w:ascii="游ゴシック" w:eastAsia="游ゴシック" w:hAnsi="游ゴシック" w:hint="eastAsia"/>
+                <w:sz w:val="20"/>
+              </w:rPr>
+              <w:t>0</w:t>
+            </w:r>
+            <w:r>
+              <w:rPr>
+                <w:rFonts w:ascii="游ゴシック" w:eastAsia="游ゴシック" w:hAnsi="游ゴシック"/>
+                <w:sz w:val="20"/>
+              </w:rPr>
+              <w:t>8/27</w:t>
+            </w:r>
           </w:p>
         </w:tc>
         <w:tc>
@@ -9390,6 +11176,20 @@
                 <w:sz w:val="20"/>
               </w:rPr>
             </w:pPr>
+            <w:r>
+              <w:rPr>
+                <w:rFonts w:ascii="游ゴシック" w:eastAsia="游ゴシック" w:hAnsi="游ゴシック" w:hint="eastAsia"/>
+                <w:sz w:val="20"/>
+              </w:rPr>
+              <w:t>O</w:t>
+            </w:r>
+            <w:r>
+              <w:rPr>
+                <w:rFonts w:ascii="游ゴシック" w:eastAsia="游ゴシック" w:hAnsi="游ゴシック"/>
+                <w:sz w:val="20"/>
+              </w:rPr>
+              <w:t>K</w:t>
+            </w:r>
           </w:p>
         </w:tc>
         <w:tc>
@@ -9475,7 +11275,16 @@
                 <w:rFonts w:ascii="游ゴシック" w:eastAsia="游ゴシック" w:hAnsi="游ゴシック" w:hint="eastAsia"/>
                 <w:sz w:val="20"/>
               </w:rPr>
-              <w:t>」の状態でバッチを起動する。</w:t>
+              <w:t>」の状態でバッ</w:t>
+            </w:r>
+            <w:bookmarkStart w:id="0" w:name="_GoBack"/>
+            <w:bookmarkEnd w:id="0"/>
+            <w:r>
+              <w:rPr>
+                <w:rFonts w:ascii="游ゴシック" w:eastAsia="游ゴシック" w:hAnsi="游ゴシック" w:hint="eastAsia"/>
+                <w:sz w:val="20"/>
+              </w:rPr>
+              <w:t>チを起動する。</w:t>
             </w:r>
           </w:p>
           <w:p>
@@ -9513,24 +11322,45 @@
                 <w:rFonts w:ascii="游ゴシック" w:eastAsia="游ゴシック" w:hAnsi="游ゴシック" w:hint="eastAsia"/>
                 <w:sz w:val="20"/>
               </w:rPr>
-              <w:t>バッチが正常終了すること、</w:t>
-            </w:r>
-          </w:p>
-        </w:tc>
-        <w:tc>
-          <w:tcPr>
-            <w:tcW w:w="1050" w:type="dxa"/>
-            <w:vAlign w:val="center"/>
-          </w:tcPr>
-          <w:p>
-            <w:pPr>
-              <w:snapToGrid w:val="0"/>
-              <w:jc w:val="center"/>
-              <w:rPr>
-                <w:rFonts w:ascii="游ゴシック" w:eastAsia="游ゴシック" w:hAnsi="游ゴシック"/>
-                <w:sz w:val="20"/>
-              </w:rPr>
-            </w:pPr>
+              <w:t>バッチが正常終了すること</w:t>
+            </w:r>
+            <w:r>
+              <w:rPr>
+                <w:rFonts w:ascii="游ゴシック" w:eastAsia="游ゴシック" w:hAnsi="游ゴシック" w:hint="eastAsia"/>
+                <w:sz w:val="20"/>
+              </w:rPr>
+              <w:t>。</w:t>
+            </w:r>
+          </w:p>
+        </w:tc>
+        <w:tc>
+          <w:tcPr>
+            <w:tcW w:w="1050" w:type="dxa"/>
+            <w:vAlign w:val="center"/>
+          </w:tcPr>
+          <w:p>
+            <w:pPr>
+              <w:snapToGrid w:val="0"/>
+              <w:jc w:val="center"/>
+              <w:rPr>
+                <w:rFonts w:ascii="游ゴシック" w:eastAsia="游ゴシック" w:hAnsi="游ゴシック"/>
+                <w:sz w:val="20"/>
+              </w:rPr>
+            </w:pPr>
+            <w:r>
+              <w:rPr>
+                <w:rFonts w:ascii="游ゴシック" w:eastAsia="游ゴシック" w:hAnsi="游ゴシック" w:hint="eastAsia"/>
+                <w:sz w:val="20"/>
+              </w:rPr>
+              <w:t>8</w:t>
+            </w:r>
+            <w:r>
+              <w:rPr>
+                <w:rFonts w:ascii="游ゴシック" w:eastAsia="游ゴシック" w:hAnsi="游ゴシック"/>
+                <w:sz w:val="20"/>
+              </w:rPr>
+              <w:t>/28</w:t>
+            </w:r>
           </w:p>
         </w:tc>
         <w:tc>
@@ -9547,6 +11377,20 @@
                 <w:sz w:val="20"/>
               </w:rPr>
             </w:pPr>
+            <w:r>
+              <w:rPr>
+                <w:rFonts w:ascii="游ゴシック" w:eastAsia="游ゴシック" w:hAnsi="游ゴシック" w:hint="eastAsia"/>
+                <w:sz w:val="20"/>
+              </w:rPr>
+              <w:t>O</w:t>
+            </w:r>
+            <w:r>
+              <w:rPr>
+                <w:rFonts w:ascii="游ゴシック" w:eastAsia="游ゴシック" w:hAnsi="游ゴシック"/>
+                <w:sz w:val="20"/>
+              </w:rPr>
+              <w:t>K</w:t>
+            </w:r>
           </w:p>
         </w:tc>
         <w:tc>
@@ -9651,6 +11495,20 @@
                 <w:sz w:val="20"/>
               </w:rPr>
             </w:pPr>
+            <w:r>
+              <w:rPr>
+                <w:rFonts w:ascii="游ゴシック" w:eastAsia="游ゴシック" w:hAnsi="游ゴシック" w:hint="eastAsia"/>
+                <w:sz w:val="20"/>
+              </w:rPr>
+              <w:t>8</w:t>
+            </w:r>
+            <w:r>
+              <w:rPr>
+                <w:rFonts w:ascii="游ゴシック" w:eastAsia="游ゴシック" w:hAnsi="游ゴシック"/>
+                <w:sz w:val="20"/>
+              </w:rPr>
+              <w:t>/28</w:t>
+            </w:r>
           </w:p>
         </w:tc>
         <w:tc>
@@ -9667,6 +11525,20 @@
                 <w:sz w:val="20"/>
               </w:rPr>
             </w:pPr>
+            <w:r>
+              <w:rPr>
+                <w:rFonts w:ascii="游ゴシック" w:eastAsia="游ゴシック" w:hAnsi="游ゴシック" w:hint="eastAsia"/>
+                <w:sz w:val="20"/>
+              </w:rPr>
+              <w:t>O</w:t>
+            </w:r>
+            <w:r>
+              <w:rPr>
+                <w:rFonts w:ascii="游ゴシック" w:eastAsia="游ゴシック" w:hAnsi="游ゴシック"/>
+                <w:sz w:val="20"/>
+              </w:rPr>
+              <w:t>K</w:t>
+            </w:r>
           </w:p>
         </w:tc>
         <w:tc>
@@ -9771,6 +11643,20 @@
                 <w:sz w:val="20"/>
               </w:rPr>
             </w:pPr>
+            <w:r>
+              <w:rPr>
+                <w:rFonts w:ascii="游ゴシック" w:eastAsia="游ゴシック" w:hAnsi="游ゴシック" w:hint="eastAsia"/>
+                <w:sz w:val="20"/>
+              </w:rPr>
+              <w:t>8</w:t>
+            </w:r>
+            <w:r>
+              <w:rPr>
+                <w:rFonts w:ascii="游ゴシック" w:eastAsia="游ゴシック" w:hAnsi="游ゴシック"/>
+                <w:sz w:val="20"/>
+              </w:rPr>
+              <w:t>/28</w:t>
+            </w:r>
           </w:p>
         </w:tc>
         <w:tc>
@@ -9787,6 +11673,13 @@
                 <w:sz w:val="20"/>
               </w:rPr>
             </w:pPr>
+            <w:r>
+              <w:rPr>
+                <w:rFonts w:ascii="游ゴシック" w:eastAsia="游ゴシック" w:hAnsi="游ゴシック" w:hint="eastAsia"/>
+                <w:sz w:val="20"/>
+              </w:rPr>
+              <w:t>OK</w:t>
+            </w:r>
           </w:p>
         </w:tc>
         <w:tc>
@@ -9898,6 +11791,20 @@
                 <w:sz w:val="20"/>
               </w:rPr>
             </w:pPr>
+            <w:r>
+              <w:rPr>
+                <w:rFonts w:ascii="游ゴシック" w:eastAsia="游ゴシック" w:hAnsi="游ゴシック" w:hint="eastAsia"/>
+                <w:sz w:val="20"/>
+              </w:rPr>
+              <w:t>8</w:t>
+            </w:r>
+            <w:r>
+              <w:rPr>
+                <w:rFonts w:ascii="游ゴシック" w:eastAsia="游ゴシック" w:hAnsi="游ゴシック"/>
+                <w:sz w:val="20"/>
+              </w:rPr>
+              <w:t>/28</w:t>
+            </w:r>
           </w:p>
         </w:tc>
         <w:tc>
@@ -9914,6 +11821,20 @@
                 <w:sz w:val="20"/>
               </w:rPr>
             </w:pPr>
+            <w:r>
+              <w:rPr>
+                <w:rFonts w:ascii="游ゴシック" w:eastAsia="游ゴシック" w:hAnsi="游ゴシック" w:hint="eastAsia"/>
+                <w:sz w:val="20"/>
+              </w:rPr>
+              <w:t>O</w:t>
+            </w:r>
+            <w:r>
+              <w:rPr>
+                <w:rFonts w:ascii="游ゴシック" w:eastAsia="游ゴシック" w:hAnsi="游ゴシック"/>
+                <w:sz w:val="20"/>
+              </w:rPr>
+              <w:t>K</w:t>
+            </w:r>
           </w:p>
         </w:tc>
         <w:tc>
@@ -10018,6 +11939,20 @@
                 <w:sz w:val="20"/>
               </w:rPr>
             </w:pPr>
+            <w:r>
+              <w:rPr>
+                <w:rFonts w:ascii="游ゴシック" w:eastAsia="游ゴシック" w:hAnsi="游ゴシック" w:hint="eastAsia"/>
+                <w:sz w:val="20"/>
+              </w:rPr>
+              <w:t>8</w:t>
+            </w:r>
+            <w:r>
+              <w:rPr>
+                <w:rFonts w:ascii="游ゴシック" w:eastAsia="游ゴシック" w:hAnsi="游ゴシック"/>
+                <w:sz w:val="20"/>
+              </w:rPr>
+              <w:t>/28</w:t>
+            </w:r>
           </w:p>
         </w:tc>
         <w:tc>
@@ -10034,6 +11969,20 @@
                 <w:sz w:val="20"/>
               </w:rPr>
             </w:pPr>
+            <w:r>
+              <w:rPr>
+                <w:rFonts w:ascii="游ゴシック" w:eastAsia="游ゴシック" w:hAnsi="游ゴシック" w:hint="eastAsia"/>
+                <w:sz w:val="20"/>
+              </w:rPr>
+              <w:t>O</w:t>
+            </w:r>
+            <w:r>
+              <w:rPr>
+                <w:rFonts w:ascii="游ゴシック" w:eastAsia="游ゴシック" w:hAnsi="游ゴシック"/>
+                <w:sz w:val="20"/>
+              </w:rPr>
+              <w:t>K</w:t>
+            </w:r>
           </w:p>
         </w:tc>
         <w:tc>
@@ -10138,6 +12087,20 @@
                 <w:sz w:val="20"/>
               </w:rPr>
             </w:pPr>
+            <w:r>
+              <w:rPr>
+                <w:rFonts w:ascii="游ゴシック" w:eastAsia="游ゴシック" w:hAnsi="游ゴシック" w:hint="eastAsia"/>
+                <w:sz w:val="20"/>
+              </w:rPr>
+              <w:t>8</w:t>
+            </w:r>
+            <w:r>
+              <w:rPr>
+                <w:rFonts w:ascii="游ゴシック" w:eastAsia="游ゴシック" w:hAnsi="游ゴシック"/>
+                <w:sz w:val="20"/>
+              </w:rPr>
+              <w:t>/28</w:t>
+            </w:r>
           </w:p>
         </w:tc>
         <w:tc>
@@ -10154,6 +12117,20 @@
                 <w:sz w:val="20"/>
               </w:rPr>
             </w:pPr>
+            <w:r>
+              <w:rPr>
+                <w:rFonts w:ascii="游ゴシック" w:eastAsia="游ゴシック" w:hAnsi="游ゴシック" w:hint="eastAsia"/>
+                <w:sz w:val="20"/>
+              </w:rPr>
+              <w:t>O</w:t>
+            </w:r>
+            <w:r>
+              <w:rPr>
+                <w:rFonts w:ascii="游ゴシック" w:eastAsia="游ゴシック" w:hAnsi="游ゴシック"/>
+                <w:sz w:val="20"/>
+              </w:rPr>
+              <w:t>K</w:t>
+            </w:r>
           </w:p>
         </w:tc>
         <w:tc>
@@ -10258,6 +12235,20 @@
                 <w:sz w:val="20"/>
               </w:rPr>
             </w:pPr>
+            <w:r>
+              <w:rPr>
+                <w:rFonts w:ascii="游ゴシック" w:eastAsia="游ゴシック" w:hAnsi="游ゴシック" w:hint="eastAsia"/>
+                <w:sz w:val="20"/>
+              </w:rPr>
+              <w:t>8</w:t>
+            </w:r>
+            <w:r>
+              <w:rPr>
+                <w:rFonts w:ascii="游ゴシック" w:eastAsia="游ゴシック" w:hAnsi="游ゴシック"/>
+                <w:sz w:val="20"/>
+              </w:rPr>
+              <w:t>/28</w:t>
+            </w:r>
           </w:p>
         </w:tc>
         <w:tc>
@@ -10270,10 +12261,24 @@
               <w:snapToGrid w:val="0"/>
               <w:jc w:val="center"/>
               <w:rPr>
-                <w:rFonts w:ascii="游ゴシック" w:eastAsia="游ゴシック" w:hAnsi="游ゴシック"/>
-                <w:sz w:val="20"/>
-              </w:rPr>
-            </w:pPr>
+                <w:rFonts w:ascii="游ゴシック" w:eastAsia="游ゴシック" w:hAnsi="游ゴシック" w:hint="eastAsia"/>
+                <w:sz w:val="20"/>
+              </w:rPr>
+            </w:pPr>
+            <w:r>
+              <w:rPr>
+                <w:rFonts w:ascii="游ゴシック" w:eastAsia="游ゴシック" w:hAnsi="游ゴシック" w:hint="eastAsia"/>
+                <w:sz w:val="20"/>
+              </w:rPr>
+              <w:t>O</w:t>
+            </w:r>
+            <w:r>
+              <w:rPr>
+                <w:rFonts w:ascii="游ゴシック" w:eastAsia="游ゴシック" w:hAnsi="游ゴシック"/>
+                <w:sz w:val="20"/>
+              </w:rPr>
+              <w:t>K</w:t>
+            </w:r>
           </w:p>
         </w:tc>
         <w:tc>
@@ -10381,24 +12386,52 @@
                 <w:rFonts w:ascii="游ゴシック" w:eastAsia="游ゴシック" w:hAnsi="游ゴシック" w:hint="eastAsia"/>
                 <w:sz w:val="20"/>
               </w:rPr>
-              <w:t>バッチが正常終了すること。</w:t>
-            </w:r>
-          </w:p>
-        </w:tc>
-        <w:tc>
-          <w:tcPr>
-            <w:tcW w:w="1050" w:type="dxa"/>
-            <w:vAlign w:val="center"/>
-          </w:tcPr>
-          <w:p>
-            <w:pPr>
-              <w:snapToGrid w:val="0"/>
-              <w:jc w:val="center"/>
-              <w:rPr>
-                <w:rFonts w:ascii="游ゴシック" w:eastAsia="游ゴシック" w:hAnsi="游ゴシック"/>
-                <w:sz w:val="20"/>
-              </w:rPr>
-            </w:pPr>
+              <w:t>バッチが</w:t>
+            </w:r>
+            <w:r>
+              <w:rPr>
+                <w:rFonts w:ascii="游ゴシック" w:eastAsia="游ゴシック" w:hAnsi="游ゴシック" w:hint="eastAsia"/>
+                <w:sz w:val="20"/>
+              </w:rPr>
+              <w:t>異常</w:t>
+            </w:r>
+            <w:r>
+              <w:rPr>
+                <w:rFonts w:ascii="游ゴシック" w:eastAsia="游ゴシック" w:hAnsi="游ゴシック" w:hint="eastAsia"/>
+                <w:sz w:val="20"/>
+              </w:rPr>
+              <w:t>終了すること。</w:t>
+            </w:r>
+          </w:p>
+        </w:tc>
+        <w:tc>
+          <w:tcPr>
+            <w:tcW w:w="1050" w:type="dxa"/>
+            <w:vAlign w:val="center"/>
+          </w:tcPr>
+          <w:p>
+            <w:pPr>
+              <w:snapToGrid w:val="0"/>
+              <w:jc w:val="center"/>
+              <w:rPr>
+                <w:rFonts w:ascii="游ゴシック" w:eastAsia="游ゴシック" w:hAnsi="游ゴシック"/>
+                <w:sz w:val="20"/>
+              </w:rPr>
+            </w:pPr>
+            <w:r>
+              <w:rPr>
+                <w:rFonts w:ascii="游ゴシック" w:eastAsia="游ゴシック" w:hAnsi="游ゴシック" w:hint="eastAsia"/>
+                <w:sz w:val="20"/>
+              </w:rPr>
+              <w:t>8</w:t>
+            </w:r>
+            <w:r>
+              <w:rPr>
+                <w:rFonts w:ascii="游ゴシック" w:eastAsia="游ゴシック" w:hAnsi="游ゴシック"/>
+                <w:sz w:val="20"/>
+              </w:rPr>
+              <w:t>/27</w:t>
+            </w:r>
           </w:p>
         </w:tc>
         <w:tc>
@@ -10415,6 +12448,20 @@
                 <w:sz w:val="20"/>
               </w:rPr>
             </w:pPr>
+            <w:r>
+              <w:rPr>
+                <w:rFonts w:ascii="游ゴシック" w:eastAsia="游ゴシック" w:hAnsi="游ゴシック" w:hint="eastAsia"/>
+                <w:sz w:val="20"/>
+              </w:rPr>
+              <w:t>O</w:t>
+            </w:r>
+            <w:r>
+              <w:rPr>
+                <w:rFonts w:ascii="游ゴシック" w:eastAsia="游ゴシック" w:hAnsi="游ゴシック"/>
+                <w:sz w:val="20"/>
+              </w:rPr>
+              <w:t>K</w:t>
+            </w:r>
           </w:p>
         </w:tc>
         <w:tc>
@@ -10527,6 +12574,21 @@
                 <w:sz w:val="20"/>
               </w:rPr>
             </w:pPr>
+            <w:r>
+              <w:rPr>
+                <w:rFonts w:ascii="游ゴシック" w:eastAsia="游ゴシック" w:hAnsi="游ゴシック" w:hint="eastAsia"/>
+                <w:sz w:val="20"/>
+              </w:rPr>
+              <w:lastRenderedPageBreak/>
+              <w:t>8</w:t>
+            </w:r>
+            <w:r>
+              <w:rPr>
+                <w:rFonts w:ascii="游ゴシック" w:eastAsia="游ゴシック" w:hAnsi="游ゴシック"/>
+                <w:sz w:val="20"/>
+              </w:rPr>
+              <w:t>/27</w:t>
+            </w:r>
           </w:p>
         </w:tc>
         <w:tc>
@@ -10543,6 +12605,20 @@
                 <w:sz w:val="20"/>
               </w:rPr>
             </w:pPr>
+            <w:r>
+              <w:rPr>
+                <w:rFonts w:ascii="游ゴシック" w:eastAsia="游ゴシック" w:hAnsi="游ゴシック" w:hint="eastAsia"/>
+                <w:sz w:val="20"/>
+              </w:rPr>
+              <w:t>O</w:t>
+            </w:r>
+            <w:r>
+              <w:rPr>
+                <w:rFonts w:ascii="游ゴシック" w:eastAsia="游ゴシック" w:hAnsi="游ゴシック"/>
+                <w:sz w:val="20"/>
+              </w:rPr>
+              <w:t>K</w:t>
+            </w:r>
           </w:p>
         </w:tc>
         <w:tc>
@@ -10647,6 +12723,20 @@
                 <w:sz w:val="20"/>
               </w:rPr>
             </w:pPr>
+            <w:r>
+              <w:rPr>
+                <w:rFonts w:ascii="游ゴシック" w:eastAsia="游ゴシック" w:hAnsi="游ゴシック" w:hint="eastAsia"/>
+                <w:sz w:val="20"/>
+              </w:rPr>
+              <w:t>8</w:t>
+            </w:r>
+            <w:r>
+              <w:rPr>
+                <w:rFonts w:ascii="游ゴシック" w:eastAsia="游ゴシック" w:hAnsi="游ゴシック"/>
+                <w:sz w:val="20"/>
+              </w:rPr>
+              <w:t>/27</w:t>
+            </w:r>
           </w:p>
         </w:tc>
         <w:tc>
@@ -10663,6 +12753,20 @@
                 <w:sz w:val="20"/>
               </w:rPr>
             </w:pPr>
+            <w:r>
+              <w:rPr>
+                <w:rFonts w:ascii="游ゴシック" w:eastAsia="游ゴシック" w:hAnsi="游ゴシック" w:hint="eastAsia"/>
+                <w:sz w:val="20"/>
+              </w:rPr>
+              <w:t>O</w:t>
+            </w:r>
+            <w:r>
+              <w:rPr>
+                <w:rFonts w:ascii="游ゴシック" w:eastAsia="游ゴシック" w:hAnsi="游ゴシック"/>
+                <w:sz w:val="20"/>
+              </w:rPr>
+              <w:t>K</w:t>
+            </w:r>
           </w:p>
         </w:tc>
         <w:tc>
@@ -10767,6 +12871,20 @@
                 <w:sz w:val="20"/>
               </w:rPr>
             </w:pPr>
+            <w:r>
+              <w:rPr>
+                <w:rFonts w:ascii="游ゴシック" w:eastAsia="游ゴシック" w:hAnsi="游ゴシック" w:hint="eastAsia"/>
+                <w:sz w:val="20"/>
+              </w:rPr>
+              <w:t>8</w:t>
+            </w:r>
+            <w:r>
+              <w:rPr>
+                <w:rFonts w:ascii="游ゴシック" w:eastAsia="游ゴシック" w:hAnsi="游ゴシック"/>
+                <w:sz w:val="20"/>
+              </w:rPr>
+              <w:t>/27</w:t>
+            </w:r>
           </w:p>
         </w:tc>
         <w:tc>
@@ -10783,6 +12901,20 @@
                 <w:sz w:val="20"/>
               </w:rPr>
             </w:pPr>
+            <w:r>
+              <w:rPr>
+                <w:rFonts w:ascii="游ゴシック" w:eastAsia="游ゴシック" w:hAnsi="游ゴシック" w:hint="eastAsia"/>
+                <w:sz w:val="20"/>
+              </w:rPr>
+              <w:t>O</w:t>
+            </w:r>
+            <w:r>
+              <w:rPr>
+                <w:rFonts w:ascii="游ゴシック" w:eastAsia="游ゴシック" w:hAnsi="游ゴシック"/>
+                <w:sz w:val="20"/>
+              </w:rPr>
+              <w:t>K</w:t>
+            </w:r>
           </w:p>
         </w:tc>
         <w:tc>
@@ -10887,6 +13019,20 @@
                 <w:sz w:val="20"/>
               </w:rPr>
             </w:pPr>
+            <w:r>
+              <w:rPr>
+                <w:rFonts w:ascii="游ゴシック" w:eastAsia="游ゴシック" w:hAnsi="游ゴシック" w:hint="eastAsia"/>
+                <w:sz w:val="20"/>
+              </w:rPr>
+              <w:t>8</w:t>
+            </w:r>
+            <w:r>
+              <w:rPr>
+                <w:rFonts w:ascii="游ゴシック" w:eastAsia="游ゴシック" w:hAnsi="游ゴシック"/>
+                <w:sz w:val="20"/>
+              </w:rPr>
+              <w:t>/27</w:t>
+            </w:r>
           </w:p>
         </w:tc>
         <w:tc>
@@ -10903,6 +13049,20 @@
                 <w:sz w:val="20"/>
               </w:rPr>
             </w:pPr>
+            <w:r>
+              <w:rPr>
+                <w:rFonts w:ascii="游ゴシック" w:eastAsia="游ゴシック" w:hAnsi="游ゴシック" w:hint="eastAsia"/>
+                <w:sz w:val="20"/>
+              </w:rPr>
+              <w:t>O</w:t>
+            </w:r>
+            <w:r>
+              <w:rPr>
+                <w:rFonts w:ascii="游ゴシック" w:eastAsia="游ゴシック" w:hAnsi="游ゴシック"/>
+                <w:sz w:val="20"/>
+              </w:rPr>
+              <w:t>K</w:t>
+            </w:r>
           </w:p>
         </w:tc>
         <w:tc>
@@ -11007,6 +13167,20 @@
                 <w:sz w:val="20"/>
               </w:rPr>
             </w:pPr>
+            <w:r>
+              <w:rPr>
+                <w:rFonts w:ascii="游ゴシック" w:eastAsia="游ゴシック" w:hAnsi="游ゴシック" w:hint="eastAsia"/>
+                <w:sz w:val="20"/>
+              </w:rPr>
+              <w:t>8</w:t>
+            </w:r>
+            <w:r>
+              <w:rPr>
+                <w:rFonts w:ascii="游ゴシック" w:eastAsia="游ゴシック" w:hAnsi="游ゴシック"/>
+                <w:sz w:val="20"/>
+              </w:rPr>
+              <w:t>/27</w:t>
+            </w:r>
           </w:p>
         </w:tc>
         <w:tc>
@@ -11023,6 +13197,20 @@
                 <w:sz w:val="20"/>
               </w:rPr>
             </w:pPr>
+            <w:r>
+              <w:rPr>
+                <w:rFonts w:ascii="游ゴシック" w:eastAsia="游ゴシック" w:hAnsi="游ゴシック" w:hint="eastAsia"/>
+                <w:sz w:val="20"/>
+              </w:rPr>
+              <w:t>O</w:t>
+            </w:r>
+            <w:r>
+              <w:rPr>
+                <w:rFonts w:ascii="游ゴシック" w:eastAsia="游ゴシック" w:hAnsi="游ゴシック"/>
+                <w:sz w:val="20"/>
+              </w:rPr>
+              <w:t>K</w:t>
+            </w:r>
           </w:p>
         </w:tc>
         <w:tc>
@@ -11127,6 +13315,20 @@
                 <w:sz w:val="20"/>
               </w:rPr>
             </w:pPr>
+            <w:r>
+              <w:rPr>
+                <w:rFonts w:ascii="游ゴシック" w:eastAsia="游ゴシック" w:hAnsi="游ゴシック" w:hint="eastAsia"/>
+                <w:sz w:val="20"/>
+              </w:rPr>
+              <w:t>8</w:t>
+            </w:r>
+            <w:r>
+              <w:rPr>
+                <w:rFonts w:ascii="游ゴシック" w:eastAsia="游ゴシック" w:hAnsi="游ゴシック"/>
+                <w:sz w:val="20"/>
+              </w:rPr>
+              <w:t>/27</w:t>
+            </w:r>
           </w:p>
         </w:tc>
         <w:tc>
@@ -11143,6 +13345,20 @@
                 <w:sz w:val="20"/>
               </w:rPr>
             </w:pPr>
+            <w:r>
+              <w:rPr>
+                <w:rFonts w:ascii="游ゴシック" w:eastAsia="游ゴシック" w:hAnsi="游ゴシック" w:hint="eastAsia"/>
+                <w:sz w:val="20"/>
+              </w:rPr>
+              <w:t>O</w:t>
+            </w:r>
+            <w:r>
+              <w:rPr>
+                <w:rFonts w:ascii="游ゴシック" w:eastAsia="游ゴシック" w:hAnsi="游ゴシック"/>
+                <w:sz w:val="20"/>
+              </w:rPr>
+              <w:t>K</w:t>
+            </w:r>
           </w:p>
         </w:tc>
         <w:tc>
@@ -11261,6 +13477,20 @@
                 <w:sz w:val="20"/>
               </w:rPr>
             </w:pPr>
+            <w:r>
+              <w:rPr>
+                <w:rFonts w:ascii="游ゴシック" w:eastAsia="游ゴシック" w:hAnsi="游ゴシック" w:hint="eastAsia"/>
+                <w:sz w:val="20"/>
+              </w:rPr>
+              <w:t>8</w:t>
+            </w:r>
+            <w:r>
+              <w:rPr>
+                <w:rFonts w:ascii="游ゴシック" w:eastAsia="游ゴシック" w:hAnsi="游ゴシック"/>
+                <w:sz w:val="20"/>
+              </w:rPr>
+              <w:t>/27</w:t>
+            </w:r>
           </w:p>
         </w:tc>
         <w:tc>
@@ -11277,6 +13507,20 @@
                 <w:sz w:val="20"/>
               </w:rPr>
             </w:pPr>
+            <w:r>
+              <w:rPr>
+                <w:rFonts w:ascii="游ゴシック" w:eastAsia="游ゴシック" w:hAnsi="游ゴシック" w:hint="eastAsia"/>
+                <w:sz w:val="20"/>
+              </w:rPr>
+              <w:t>O</w:t>
+            </w:r>
+            <w:r>
+              <w:rPr>
+                <w:rFonts w:ascii="游ゴシック" w:eastAsia="游ゴシック" w:hAnsi="游ゴシック"/>
+                <w:sz w:val="20"/>
+              </w:rPr>
+              <w:t>K</w:t>
+            </w:r>
           </w:p>
         </w:tc>
         <w:tc>
@@ -11303,8 +13547,6 @@
         <w:spacing w:line="20" w:lineRule="atLeast"/>
         <w:jc w:val="left"/>
       </w:pPr>
-      <w:bookmarkStart w:id="0" w:name="_GoBack"/>
-      <w:bookmarkEnd w:id="0"/>
     </w:p>
     <w:sectPr>
       <w:headerReference w:type="default" r:id="rId10"/>
